--- a/treasury-platform/docs/30-readiness/word/DOC-B09-raci-and-decision-ownership.docx
+++ b/treasury-platform/docs/30-readiness/word/DOC-B09-raci-and-decision-ownership.docx
@@ -3474,11 +3474,11 @@
         </w:tblBorders>
       </w:tblPr>
       <w:tblGrid>
-        <w:gridCol w:w="1929"/>
-        <w:gridCol w:w="892"/>
-        <w:gridCol w:w="892"/>
-        <w:gridCol w:w="4946"/>
-        <w:gridCol w:w="1205"/>
+        <w:gridCol w:w="1508"/>
+        <w:gridCol w:w="879"/>
+        <w:gridCol w:w="879"/>
+        <w:gridCol w:w="5656"/>
+        <w:gridCol w:w="942"/>
       </w:tblGrid>
       <w:tr>
         <w:trPr>
@@ -3487,7 +3487,7 @@
         </w:trPr>
         <w:tc>
           <w:tcPr>
-            <w:tcW w:type="dxa" w:w="1929"/>
+            <w:tcW w:type="dxa" w:w="1508"/>
             <w:tcBorders>
               <w:top w:val="single" w:color="BFC9D6" w:sz="4"/>
               <w:left w:val="single" w:color="BFC9D6" w:sz="4"/>
@@ -3525,7 +3525,7 @@
         </w:tc>
         <w:tc>
           <w:tcPr>
-            <w:tcW w:type="dxa" w:w="892"/>
+            <w:tcW w:type="dxa" w:w="879"/>
             <w:tcBorders>
               <w:top w:val="single" w:color="BFC9D6" w:sz="4"/>
               <w:left w:val="single" w:color="BFC9D6" w:sz="4"/>
@@ -3563,7 +3563,7 @@
         </w:tc>
         <w:tc>
           <w:tcPr>
-            <w:tcW w:type="dxa" w:w="892"/>
+            <w:tcW w:type="dxa" w:w="879"/>
             <w:tcBorders>
               <w:top w:val="single" w:color="BFC9D6" w:sz="4"/>
               <w:left w:val="single" w:color="BFC9D6" w:sz="4"/>
@@ -3601,7 +3601,7 @@
         </w:tc>
         <w:tc>
           <w:tcPr>
-            <w:tcW w:type="dxa" w:w="4946"/>
+            <w:tcW w:type="dxa" w:w="5656"/>
             <w:tcBorders>
               <w:top w:val="single" w:color="BFC9D6" w:sz="4"/>
               <w:left w:val="single" w:color="BFC9D6" w:sz="4"/>
@@ -3639,7 +3639,7 @@
         </w:tc>
         <w:tc>
           <w:tcPr>
-            <w:tcW w:type="dxa" w:w="1205"/>
+            <w:tcW w:type="dxa" w:w="942"/>
             <w:tcBorders>
               <w:top w:val="single" w:color="BFC9D6" w:sz="4"/>
               <w:left w:val="single" w:color="BFC9D6" w:sz="4"/>
@@ -3682,7 +3682,7 @@
         </w:trPr>
         <w:tc>
           <w:tcPr>
-            <w:tcW w:type="dxa" w:w="1929"/>
+            <w:tcW w:type="dxa" w:w="1508"/>
             <w:tcBorders>
               <w:top w:val="single" w:color="BFC9D6" w:sz="4"/>
               <w:left w:val="single" w:color="BFC9D6" w:sz="4"/>
@@ -3718,7 +3718,7 @@
         </w:tc>
         <w:tc>
           <w:tcPr>
-            <w:tcW w:type="dxa" w:w="892"/>
+            <w:tcW w:type="dxa" w:w="879"/>
             <w:tcBorders>
               <w:top w:val="single" w:color="BFC9D6" w:sz="4"/>
               <w:left w:val="single" w:color="BFC9D6" w:sz="4"/>
@@ -3754,7 +3754,7 @@
         </w:tc>
         <w:tc>
           <w:tcPr>
-            <w:tcW w:type="dxa" w:w="892"/>
+            <w:tcW w:type="dxa" w:w="879"/>
             <w:tcBorders>
               <w:top w:val="single" w:color="BFC9D6" w:sz="4"/>
               <w:left w:val="single" w:color="BFC9D6" w:sz="4"/>
@@ -3790,7 +3790,7 @@
         </w:tc>
         <w:tc>
           <w:tcPr>
-            <w:tcW w:type="dxa" w:w="4946"/>
+            <w:tcW w:type="dxa" w:w="5656"/>
             <w:tcBorders>
               <w:top w:val="single" w:color="BFC9D6" w:sz="4"/>
               <w:left w:val="single" w:color="BFC9D6" w:sz="4"/>
@@ -3826,7 +3826,7 @@
         </w:tc>
         <w:tc>
           <w:tcPr>
-            <w:tcW w:type="dxa" w:w="1205"/>
+            <w:tcW w:type="dxa" w:w="942"/>
             <w:tcBorders>
               <w:top w:val="single" w:color="BFC9D6" w:sz="4"/>
               <w:left w:val="single" w:color="BFC9D6" w:sz="4"/>
@@ -3867,7 +3867,7 @@
         </w:trPr>
         <w:tc>
           <w:tcPr>
-            <w:tcW w:type="dxa" w:w="1929"/>
+            <w:tcW w:type="dxa" w:w="1508"/>
             <w:tcBorders>
               <w:top w:val="single" w:color="BFC9D6" w:sz="4"/>
               <w:left w:val="single" w:color="BFC9D6" w:sz="4"/>
@@ -3904,7 +3904,7 @@
         </w:tc>
         <w:tc>
           <w:tcPr>
-            <w:tcW w:type="dxa" w:w="892"/>
+            <w:tcW w:type="dxa" w:w="879"/>
             <w:tcBorders>
               <w:top w:val="single" w:color="BFC9D6" w:sz="4"/>
               <w:left w:val="single" w:color="BFC9D6" w:sz="4"/>
@@ -3941,7 +3941,7 @@
         </w:tc>
         <w:tc>
           <w:tcPr>
-            <w:tcW w:type="dxa" w:w="892"/>
+            <w:tcW w:type="dxa" w:w="879"/>
             <w:tcBorders>
               <w:top w:val="single" w:color="BFC9D6" w:sz="4"/>
               <w:left w:val="single" w:color="BFC9D6" w:sz="4"/>
@@ -3978,44 +3978,44 @@
         </w:tc>
         <w:tc>
           <w:tcPr>
-            <w:tcW w:type="dxa" w:w="4946"/>
-            <w:tcBorders>
-              <w:top w:val="single" w:color="BFC9D6" w:sz="4"/>
-              <w:left w:val="single" w:color="BFC9D6" w:sz="4"/>
-              <w:bottom w:val="single" w:color="BFC9D6" w:sz="4"/>
-              <w:right w:val="single" w:color="BFC9D6" w:sz="4"/>
-            </w:tcBorders>
-            <w:shd w:fill="F5F8FC" w:color="auto" w:val="clear"/>
-            <w:tcMar>
-              <w:top w:type="dxa" w:w="50"/>
-              <w:left w:type="dxa" w:w="90"/>
-              <w:bottom w:type="dxa" w:w="50"/>
-              <w:right w:type="dxa" w:w="90"/>
-            </w:tcMar>
-            <w:vAlign w:val="top"/>
-          </w:tcPr>
-          <w:p>
-            <w:pPr>
-              <w:keepNext w:val="false"/>
-              <w:bidi/>
-              <w:spacing w:after="30" w:before="30" w:line="264"/>
-            </w:pPr>
-            <w:r>
-              <w:rPr>
-                <w:rFonts w:ascii="Arial" w:cs="Arial" w:eastAsia="Arial" w:hAnsi="Arial"/>
-                <w:b w:val="false"/>
-                <w:bCs w:val="false"/>
-                <w:sz w:val="18"/>
-                <w:szCs w:val="18"/>
-                <w:rtl/>
-              </w:rPr>
-              <w:t xml:space="preserve">منفَّذ: tools/ci/db_ci.sh يمر كاملًا على حاوية SQL Server 2025 (Ubuntu 24.04) في بيئة التطوير (tools/ci/db_ci.sh:51-93)؛ ولم يعمل على GitHub قط لأن ملف الخط تحت treasury-platform/.github، وتشغيله هناك ينتظر موافقة المالك على خط في جذر المستودع (tools/dbgen/erd_open_items.py:22-23)</w:t>
-            </w:r>
-          </w:p>
-        </w:tc>
-        <w:tc>
-          <w:tcPr>
-            <w:tcW w:type="dxa" w:w="1205"/>
+            <w:tcW w:type="dxa" w:w="5656"/>
+            <w:tcBorders>
+              <w:top w:val="single" w:color="BFC9D6" w:sz="4"/>
+              <w:left w:val="single" w:color="BFC9D6" w:sz="4"/>
+              <w:bottom w:val="single" w:color="BFC9D6" w:sz="4"/>
+              <w:right w:val="single" w:color="BFC9D6" w:sz="4"/>
+            </w:tcBorders>
+            <w:shd w:fill="F5F8FC" w:color="auto" w:val="clear"/>
+            <w:tcMar>
+              <w:top w:type="dxa" w:w="50"/>
+              <w:left w:type="dxa" w:w="90"/>
+              <w:bottom w:type="dxa" w:w="50"/>
+              <w:right w:type="dxa" w:w="90"/>
+            </w:tcMar>
+            <w:vAlign w:val="top"/>
+          </w:tcPr>
+          <w:p>
+            <w:pPr>
+              <w:keepNext w:val="false"/>
+              <w:bidi/>
+              <w:spacing w:after="30" w:before="30" w:line="264"/>
+            </w:pPr>
+            <w:r>
+              <w:rPr>
+                <w:rFonts w:ascii="Arial" w:cs="Arial" w:eastAsia="Arial" w:hAnsi="Arial"/>
+                <w:b w:val="false"/>
+                <w:bCs w:val="false"/>
+                <w:sz w:val="18"/>
+                <w:szCs w:val="18"/>
+                <w:rtl/>
+              </w:rPr>
+              <w:t xml:space="preserve">منفَّذ: tools/ci/db_ci.sh يمر كاملًا على حاوية SQL Server 2025 (Ubuntu 24.04) في بيئة التطوير (tools/ci/db_ci.sh:51-93)، وعلى GitHub من ../.github/workflows/treasury-db-ci.yml (جذر المستودع)، وأول تشغيل أخضر 2026-10-12 (https://github.com/thawrasy/smartlines/actions/runs/38283663041؛ tools/dbgen/erd_open_items.py:22)</w:t>
+            </w:r>
+          </w:p>
+        </w:tc>
+        <w:tc>
+          <w:tcPr>
+            <w:tcW w:type="dxa" w:w="942"/>
             <w:tcBorders>
               <w:top w:val="single" w:color="BFC9D6" w:sz="4"/>
               <w:left w:val="single" w:color="BFC9D6" w:sz="4"/>
@@ -4057,7 +4057,7 @@
         </w:trPr>
         <w:tc>
           <w:tcPr>
-            <w:tcW w:type="dxa" w:w="1929"/>
+            <w:tcW w:type="dxa" w:w="1508"/>
             <w:tcBorders>
               <w:top w:val="single" w:color="BFC9D6" w:sz="4"/>
               <w:left w:val="single" w:color="BFC9D6" w:sz="4"/>
@@ -4093,7 +4093,7 @@
         </w:tc>
         <w:tc>
           <w:tcPr>
-            <w:tcW w:type="dxa" w:w="892"/>
+            <w:tcW w:type="dxa" w:w="879"/>
             <w:tcBorders>
               <w:top w:val="single" w:color="BFC9D6" w:sz="4"/>
               <w:left w:val="single" w:color="BFC9D6" w:sz="4"/>
@@ -4129,7 +4129,7 @@
         </w:tc>
         <w:tc>
           <w:tcPr>
-            <w:tcW w:type="dxa" w:w="892"/>
+            <w:tcW w:type="dxa" w:w="879"/>
             <w:tcBorders>
               <w:top w:val="single" w:color="BFC9D6" w:sz="4"/>
               <w:left w:val="single" w:color="BFC9D6" w:sz="4"/>
@@ -4165,7 +4165,7 @@
         </w:tc>
         <w:tc>
           <w:tcPr>
-            <w:tcW w:type="dxa" w:w="4946"/>
+            <w:tcW w:type="dxa" w:w="5656"/>
             <w:tcBorders>
               <w:top w:val="single" w:color="BFC9D6" w:sz="4"/>
               <w:left w:val="single" w:color="BFC9D6" w:sz="4"/>
@@ -4201,7 +4201,7 @@
         </w:tc>
         <w:tc>
           <w:tcPr>
-            <w:tcW w:type="dxa" w:w="1205"/>
+            <w:tcW w:type="dxa" w:w="942"/>
             <w:tcBorders>
               <w:top w:val="single" w:color="BFC9D6" w:sz="4"/>
               <w:left w:val="single" w:color="BFC9D6" w:sz="4"/>
@@ -4242,7 +4242,7 @@
         </w:trPr>
         <w:tc>
           <w:tcPr>
-            <w:tcW w:type="dxa" w:w="1929"/>
+            <w:tcW w:type="dxa" w:w="1508"/>
             <w:tcBorders>
               <w:top w:val="single" w:color="BFC9D6" w:sz="4"/>
               <w:left w:val="single" w:color="BFC9D6" w:sz="4"/>
@@ -4279,7 +4279,7 @@
         </w:tc>
         <w:tc>
           <w:tcPr>
-            <w:tcW w:type="dxa" w:w="892"/>
+            <w:tcW w:type="dxa" w:w="879"/>
             <w:tcBorders>
               <w:top w:val="single" w:color="BFC9D6" w:sz="4"/>
               <w:left w:val="single" w:color="BFC9D6" w:sz="4"/>
@@ -4316,7 +4316,7 @@
         </w:tc>
         <w:tc>
           <w:tcPr>
-            <w:tcW w:type="dxa" w:w="892"/>
+            <w:tcW w:type="dxa" w:w="879"/>
             <w:tcBorders>
               <w:top w:val="single" w:color="BFC9D6" w:sz="4"/>
               <w:left w:val="single" w:color="BFC9D6" w:sz="4"/>
@@ -4353,7 +4353,7 @@
         </w:tc>
         <w:tc>
           <w:tcPr>
-            <w:tcW w:type="dxa" w:w="4946"/>
+            <w:tcW w:type="dxa" w:w="5656"/>
             <w:tcBorders>
               <w:top w:val="single" w:color="BFC9D6" w:sz="4"/>
               <w:left w:val="single" w:color="BFC9D6" w:sz="4"/>
@@ -4390,7 +4390,7 @@
         </w:tc>
         <w:tc>
           <w:tcPr>
-            <w:tcW w:type="dxa" w:w="1205"/>
+            <w:tcW w:type="dxa" w:w="942"/>
             <w:tcBorders>
               <w:top w:val="single" w:color="BFC9D6" w:sz="4"/>
               <w:left w:val="single" w:color="BFC9D6" w:sz="4"/>
@@ -4432,7 +4432,7 @@
         </w:trPr>
         <w:tc>
           <w:tcPr>
-            <w:tcW w:type="dxa" w:w="1929"/>
+            <w:tcW w:type="dxa" w:w="1508"/>
             <w:tcBorders>
               <w:top w:val="single" w:color="BFC9D6" w:sz="4"/>
               <w:left w:val="single" w:color="BFC9D6" w:sz="4"/>
@@ -4468,7 +4468,7 @@
         </w:tc>
         <w:tc>
           <w:tcPr>
-            <w:tcW w:type="dxa" w:w="892"/>
+            <w:tcW w:type="dxa" w:w="879"/>
             <w:tcBorders>
               <w:top w:val="single" w:color="BFC9D6" w:sz="4"/>
               <w:left w:val="single" w:color="BFC9D6" w:sz="4"/>
@@ -4504,7 +4504,7 @@
         </w:tc>
         <w:tc>
           <w:tcPr>
-            <w:tcW w:type="dxa" w:w="892"/>
+            <w:tcW w:type="dxa" w:w="879"/>
             <w:tcBorders>
               <w:top w:val="single" w:color="BFC9D6" w:sz="4"/>
               <w:left w:val="single" w:color="BFC9D6" w:sz="4"/>
@@ -4540,7 +4540,7 @@
         </w:tc>
         <w:tc>
           <w:tcPr>
-            <w:tcW w:type="dxa" w:w="4946"/>
+            <w:tcW w:type="dxa" w:w="5656"/>
             <w:tcBorders>
               <w:top w:val="single" w:color="BFC9D6" w:sz="4"/>
               <w:left w:val="single" w:color="BFC9D6" w:sz="4"/>
@@ -4576,7 +4576,7 @@
         </w:tc>
         <w:tc>
           <w:tcPr>
-            <w:tcW w:type="dxa" w:w="1205"/>
+            <w:tcW w:type="dxa" w:w="942"/>
             <w:tcBorders>
               <w:top w:val="single" w:color="BFC9D6" w:sz="4"/>
               <w:left w:val="single" w:color="BFC9D6" w:sz="4"/>
@@ -4617,7 +4617,7 @@
         </w:trPr>
         <w:tc>
           <w:tcPr>
-            <w:tcW w:type="dxa" w:w="1929"/>
+            <w:tcW w:type="dxa" w:w="1508"/>
             <w:tcBorders>
               <w:top w:val="single" w:color="BFC9D6" w:sz="4"/>
               <w:left w:val="single" w:color="BFC9D6" w:sz="4"/>
@@ -4654,7 +4654,7 @@
         </w:tc>
         <w:tc>
           <w:tcPr>
-            <w:tcW w:type="dxa" w:w="892"/>
+            <w:tcW w:type="dxa" w:w="879"/>
             <w:tcBorders>
               <w:top w:val="single" w:color="BFC9D6" w:sz="4"/>
               <w:left w:val="single" w:color="BFC9D6" w:sz="4"/>
@@ -4691,7 +4691,7 @@
         </w:tc>
         <w:tc>
           <w:tcPr>
-            <w:tcW w:type="dxa" w:w="892"/>
+            <w:tcW w:type="dxa" w:w="879"/>
             <w:tcBorders>
               <w:top w:val="single" w:color="BFC9D6" w:sz="4"/>
               <w:left w:val="single" w:color="BFC9D6" w:sz="4"/>
@@ -4728,7 +4728,7 @@
         </w:tc>
         <w:tc>
           <w:tcPr>
-            <w:tcW w:type="dxa" w:w="4946"/>
+            <w:tcW w:type="dxa" w:w="5656"/>
             <w:tcBorders>
               <w:top w:val="single" w:color="BFC9D6" w:sz="4"/>
               <w:left w:val="single" w:color="BFC9D6" w:sz="4"/>
@@ -4765,7 +4765,7 @@
         </w:tc>
         <w:tc>
           <w:tcPr>
-            <w:tcW w:type="dxa" w:w="1205"/>
+            <w:tcW w:type="dxa" w:w="942"/>
             <w:tcBorders>
               <w:top w:val="single" w:color="BFC9D6" w:sz="4"/>
               <w:left w:val="single" w:color="BFC9D6" w:sz="4"/>
@@ -4807,7 +4807,7 @@
         </w:trPr>
         <w:tc>
           <w:tcPr>
-            <w:tcW w:type="dxa" w:w="1929"/>
+            <w:tcW w:type="dxa" w:w="1508"/>
             <w:tcBorders>
               <w:top w:val="single" w:color="BFC9D6" w:sz="4"/>
               <w:left w:val="single" w:color="BFC9D6" w:sz="4"/>
@@ -4843,7 +4843,7 @@
         </w:tc>
         <w:tc>
           <w:tcPr>
-            <w:tcW w:type="dxa" w:w="892"/>
+            <w:tcW w:type="dxa" w:w="879"/>
             <w:tcBorders>
               <w:top w:val="single" w:color="BFC9D6" w:sz="4"/>
               <w:left w:val="single" w:color="BFC9D6" w:sz="4"/>
@@ -4879,7 +4879,7 @@
         </w:tc>
         <w:tc>
           <w:tcPr>
-            <w:tcW w:type="dxa" w:w="892"/>
+            <w:tcW w:type="dxa" w:w="879"/>
             <w:tcBorders>
               <w:top w:val="single" w:color="BFC9D6" w:sz="4"/>
               <w:left w:val="single" w:color="BFC9D6" w:sz="4"/>
@@ -4915,7 +4915,7 @@
         </w:tc>
         <w:tc>
           <w:tcPr>
-            <w:tcW w:type="dxa" w:w="4946"/>
+            <w:tcW w:type="dxa" w:w="5656"/>
             <w:tcBorders>
               <w:top w:val="single" w:color="BFC9D6" w:sz="4"/>
               <w:left w:val="single" w:color="BFC9D6" w:sz="4"/>
@@ -4951,7 +4951,7 @@
         </w:tc>
         <w:tc>
           <w:tcPr>
-            <w:tcW w:type="dxa" w:w="1205"/>
+            <w:tcW w:type="dxa" w:w="942"/>
             <w:tcBorders>
               <w:top w:val="single" w:color="BFC9D6" w:sz="4"/>
               <w:left w:val="single" w:color="BFC9D6" w:sz="4"/>
@@ -4992,7 +4992,7 @@
         </w:trPr>
         <w:tc>
           <w:tcPr>
-            <w:tcW w:type="dxa" w:w="1929"/>
+            <w:tcW w:type="dxa" w:w="1508"/>
             <w:tcBorders>
               <w:top w:val="single" w:color="BFC9D6" w:sz="4"/>
               <w:left w:val="single" w:color="BFC9D6" w:sz="4"/>
@@ -5029,7 +5029,7 @@
         </w:tc>
         <w:tc>
           <w:tcPr>
-            <w:tcW w:type="dxa" w:w="892"/>
+            <w:tcW w:type="dxa" w:w="879"/>
             <w:tcBorders>
               <w:top w:val="single" w:color="BFC9D6" w:sz="4"/>
               <w:left w:val="single" w:color="BFC9D6" w:sz="4"/>
@@ -5066,7 +5066,7 @@
         </w:tc>
         <w:tc>
           <w:tcPr>
-            <w:tcW w:type="dxa" w:w="892"/>
+            <w:tcW w:type="dxa" w:w="879"/>
             <w:tcBorders>
               <w:top w:val="single" w:color="BFC9D6" w:sz="4"/>
               <w:left w:val="single" w:color="BFC9D6" w:sz="4"/>
@@ -5103,7 +5103,7 @@
         </w:tc>
         <w:tc>
           <w:tcPr>
-            <w:tcW w:type="dxa" w:w="4946"/>
+            <w:tcW w:type="dxa" w:w="5656"/>
             <w:tcBorders>
               <w:top w:val="single" w:color="BFC9D6" w:sz="4"/>
               <w:left w:val="single" w:color="BFC9D6" w:sz="4"/>
@@ -5140,7 +5140,7 @@
         </w:tc>
         <w:tc>
           <w:tcPr>
-            <w:tcW w:type="dxa" w:w="1205"/>
+            <w:tcW w:type="dxa" w:w="942"/>
             <w:tcBorders>
               <w:top w:val="single" w:color="BFC9D6" w:sz="4"/>
               <w:left w:val="single" w:color="BFC9D6" w:sz="4"/>
@@ -5182,7 +5182,7 @@
         </w:trPr>
         <w:tc>
           <w:tcPr>
-            <w:tcW w:type="dxa" w:w="1929"/>
+            <w:tcW w:type="dxa" w:w="1508"/>
             <w:tcBorders>
               <w:top w:val="single" w:color="BFC9D6" w:sz="4"/>
               <w:left w:val="single" w:color="BFC9D6" w:sz="4"/>
@@ -5218,7 +5218,7 @@
         </w:tc>
         <w:tc>
           <w:tcPr>
-            <w:tcW w:type="dxa" w:w="892"/>
+            <w:tcW w:type="dxa" w:w="879"/>
             <w:tcBorders>
               <w:top w:val="single" w:color="BFC9D6" w:sz="4"/>
               <w:left w:val="single" w:color="BFC9D6" w:sz="4"/>
@@ -5254,7 +5254,7 @@
         </w:tc>
         <w:tc>
           <w:tcPr>
-            <w:tcW w:type="dxa" w:w="892"/>
+            <w:tcW w:type="dxa" w:w="879"/>
             <w:tcBorders>
               <w:top w:val="single" w:color="BFC9D6" w:sz="4"/>
               <w:left w:val="single" w:color="BFC9D6" w:sz="4"/>
@@ -5290,7 +5290,7 @@
         </w:tc>
         <w:tc>
           <w:tcPr>
-            <w:tcW w:type="dxa" w:w="4946"/>
+            <w:tcW w:type="dxa" w:w="5656"/>
             <w:tcBorders>
               <w:top w:val="single" w:color="BFC9D6" w:sz="4"/>
               <w:left w:val="single" w:color="BFC9D6" w:sz="4"/>
@@ -5326,7 +5326,7 @@
         </w:tc>
         <w:tc>
           <w:tcPr>
-            <w:tcW w:type="dxa" w:w="1205"/>
+            <w:tcW w:type="dxa" w:w="942"/>
             <w:tcBorders>
               <w:top w:val="single" w:color="BFC9D6" w:sz="4"/>
               <w:left w:val="single" w:color="BFC9D6" w:sz="4"/>
@@ -5367,7 +5367,7 @@
         </w:trPr>
         <w:tc>
           <w:tcPr>
-            <w:tcW w:type="dxa" w:w="1929"/>
+            <w:tcW w:type="dxa" w:w="1508"/>
             <w:tcBorders>
               <w:top w:val="single" w:color="BFC9D6" w:sz="4"/>
               <w:left w:val="single" w:color="BFC9D6" w:sz="4"/>
@@ -5404,7 +5404,7 @@
         </w:tc>
         <w:tc>
           <w:tcPr>
-            <w:tcW w:type="dxa" w:w="892"/>
+            <w:tcW w:type="dxa" w:w="879"/>
             <w:tcBorders>
               <w:top w:val="single" w:color="BFC9D6" w:sz="4"/>
               <w:left w:val="single" w:color="BFC9D6" w:sz="4"/>
@@ -5441,7 +5441,7 @@
         </w:tc>
         <w:tc>
           <w:tcPr>
-            <w:tcW w:type="dxa" w:w="892"/>
+            <w:tcW w:type="dxa" w:w="879"/>
             <w:tcBorders>
               <w:top w:val="single" w:color="BFC9D6" w:sz="4"/>
               <w:left w:val="single" w:color="BFC9D6" w:sz="4"/>
@@ -5478,7 +5478,7 @@
         </w:tc>
         <w:tc>
           <w:tcPr>
-            <w:tcW w:type="dxa" w:w="4946"/>
+            <w:tcW w:type="dxa" w:w="5656"/>
             <w:tcBorders>
               <w:top w:val="single" w:color="BFC9D6" w:sz="4"/>
               <w:left w:val="single" w:color="BFC9D6" w:sz="4"/>
@@ -5515,7 +5515,7 @@
         </w:tc>
         <w:tc>
           <w:tcPr>
-            <w:tcW w:type="dxa" w:w="1205"/>
+            <w:tcW w:type="dxa" w:w="942"/>
             <w:tcBorders>
               <w:top w:val="single" w:color="BFC9D6" w:sz="4"/>
               <w:left w:val="single" w:color="BFC9D6" w:sz="4"/>
@@ -5557,7 +5557,7 @@
         </w:trPr>
         <w:tc>
           <w:tcPr>
-            <w:tcW w:type="dxa" w:w="1929"/>
+            <w:tcW w:type="dxa" w:w="1508"/>
             <w:tcBorders>
               <w:top w:val="single" w:color="BFC9D6" w:sz="4"/>
               <w:left w:val="single" w:color="BFC9D6" w:sz="4"/>
@@ -5593,7 +5593,7 @@
         </w:tc>
         <w:tc>
           <w:tcPr>
-            <w:tcW w:type="dxa" w:w="892"/>
+            <w:tcW w:type="dxa" w:w="879"/>
             <w:tcBorders>
               <w:top w:val="single" w:color="BFC9D6" w:sz="4"/>
               <w:left w:val="single" w:color="BFC9D6" w:sz="4"/>
@@ -5629,7 +5629,7 @@
         </w:tc>
         <w:tc>
           <w:tcPr>
-            <w:tcW w:type="dxa" w:w="892"/>
+            <w:tcW w:type="dxa" w:w="879"/>
             <w:tcBorders>
               <w:top w:val="single" w:color="BFC9D6" w:sz="4"/>
               <w:left w:val="single" w:color="BFC9D6" w:sz="4"/>
@@ -5665,7 +5665,7 @@
         </w:tc>
         <w:tc>
           <w:tcPr>
-            <w:tcW w:type="dxa" w:w="4946"/>
+            <w:tcW w:type="dxa" w:w="5656"/>
             <w:tcBorders>
               <w:top w:val="single" w:color="BFC9D6" w:sz="4"/>
               <w:left w:val="single" w:color="BFC9D6" w:sz="4"/>
@@ -5701,7 +5701,7 @@
         </w:tc>
         <w:tc>
           <w:tcPr>
-            <w:tcW w:type="dxa" w:w="1205"/>
+            <w:tcW w:type="dxa" w:w="942"/>
             <w:tcBorders>
               <w:top w:val="single" w:color="BFC9D6" w:sz="4"/>
               <w:left w:val="single" w:color="BFC9D6" w:sz="4"/>
@@ -12686,7 +12686,7 @@
                 <w:szCs w:val="18"/>
                 <w:rtl/>
               </w:rPr>
-              <w:t xml:space="preserve">S0 · منفَّذ بـ db_ci.sh في بيئة التطوير، ولم يعمل على GitHub قط (:22-23)؛ الإنتاج ضمن O-23</w:t>
+              <w:t xml:space="preserve">S0 · منفَّذ بـ db_ci.sh في بيئة التطوير وعلى GitHub منذ 2026-10-12 (:22)؛ الإنتاج ضمن O-23</w:t>
             </w:r>
           </w:p>
         </w:tc>
@@ -18023,7 +18023,7 @@
                 <w:szCs w:val="18"/>
                 <w:rtl/>
               </w:rPr>
-              <w:t xml:space="preserve">محلول في بيئة التطوير؛ يبقى تشغيل GitHub والنشر على الإنتاج</w:t>
+              <w:t xml:space="preserve">محلول في بيئة التطوير ويمر على GitHub؛ يبقى النشر على الإنتاج</w:t>
             </w:r>
           </w:p>
         </w:tc>
@@ -29962,7 +29962,7 @@
           <w:szCs w:val="21"/>
           <w:rtl/>
         </w:rPr>
-        <w:t xml:space="preserve"> صُحّح (التحقق عند bef5722): كان O-02 يقول إن أول تشغيل على GitHub «معلّق» وADR 0001 يقول إن CI مرّ على مشغّل GitHub. الآن يقول الاثنان إن الخط لم يعمل على GitHub قط، لأن ملفه تحت treasury-platform/.github/workflows/ وGitHub يقرأ الجذر وحده، وإن db_ci.sh يمر كاملًا في حاوية التطوير (tools/dbgen/erd_open_items.py:22-23؛ docs/adr/0001-schema-work-on-linux.md:11، :18).</w:t>
+        <w:t xml:space="preserve"> صُحّح (2026-10-12): يعمل على GitHub. كان O-02 يقول إن أول تشغيل على GitHub «معلّق» وADR 0001 يقول إن CI مرّ على مشغّل GitHub قبل أن يمر، وملف الخط يومها تحت treasury-platform/.github/workflows/ وGitHub يقرأ الجذر وحده. الخط الآن ../.github/workflows/treasury-db-ci.yml (جذر المستودع)، وأول تشغيل أخضر https://github.com/thawrasy/smartlines/actions/runs/38283663041، ويقول الاثنان ذلك (tools/dbgen/erd_open_items.py:22؛ docs/adr/0001-schema-work-on-linux.md:11، :18).</w:t>
       </w:r>
     </w:p>
     <w:p>
@@ -30026,7 +30026,7 @@
           <w:szCs w:val="21"/>
           <w:rtl/>
         </w:rPr>
-        <w:t xml:space="preserve"> صُحّح (بعد bef5722) في docs/20-database-design.md: O-1 (:529) صار «محلول في بيئة التطوير» ويُبقي تشغيل GitHub والإنتاج، والرأس (:5) والخطوة التالية (:550) يقولان إنه نُشر في بيئة التطوير، كما في §14 (:492).</w:t>
+        <w:t xml:space="preserve"> صُحّح (بعد bef5722) في docs/20-database-design.md: O-1 (:529) صار «محلول في بيئة التطوير» ويمر على GitHub أيضًا، ويُبقي النشر على الإنتاج، والرأس (:5) والخطوة التالية (:550) يقولان إنه نُشر في بيئة التطوير، كما في §14 (:492).</w:t>
       </w:r>
     </w:p>
     <w:p>

--- a/treasury-platform/docs/30-readiness/word/DOC-B09-raci-and-decision-ownership.docx
+++ b/treasury-platform/docs/30-readiness/word/DOC-B09-raci-and-decision-ownership.docx
@@ -12002,12 +12002,12 @@
         </w:tblBorders>
       </w:tblPr>
       <w:tblGrid>
-        <w:gridCol w:w="1410"/>
-        <w:gridCol w:w="831"/>
-        <w:gridCol w:w="831"/>
-        <w:gridCol w:w="831"/>
-        <w:gridCol w:w="831"/>
-        <w:gridCol w:w="5130"/>
+        <w:gridCol w:w="1210"/>
+        <w:gridCol w:w="814"/>
+        <w:gridCol w:w="814"/>
+        <w:gridCol w:w="814"/>
+        <w:gridCol w:w="814"/>
+        <w:gridCol w:w="5398"/>
       </w:tblGrid>
       <w:tr>
         <w:trPr>
@@ -12016,7 +12016,7 @@
         </w:trPr>
         <w:tc>
           <w:tcPr>
-            <w:tcW w:type="dxa" w:w="1410"/>
+            <w:tcW w:type="dxa" w:w="1210"/>
             <w:tcBorders>
               <w:top w:val="single" w:color="BFC9D6" w:sz="4"/>
               <w:left w:val="single" w:color="BFC9D6" w:sz="4"/>
@@ -12054,7 +12054,7 @@
         </w:tc>
         <w:tc>
           <w:tcPr>
-            <w:tcW w:type="dxa" w:w="831"/>
+            <w:tcW w:type="dxa" w:w="814"/>
             <w:tcBorders>
               <w:top w:val="single" w:color="BFC9D6" w:sz="4"/>
               <w:left w:val="single" w:color="BFC9D6" w:sz="4"/>
@@ -12092,7 +12092,7 @@
         </w:tc>
         <w:tc>
           <w:tcPr>
-            <w:tcW w:type="dxa" w:w="831"/>
+            <w:tcW w:type="dxa" w:w="814"/>
             <w:tcBorders>
               <w:top w:val="single" w:color="BFC9D6" w:sz="4"/>
               <w:left w:val="single" w:color="BFC9D6" w:sz="4"/>
@@ -12130,7 +12130,7 @@
         </w:tc>
         <w:tc>
           <w:tcPr>
-            <w:tcW w:type="dxa" w:w="831"/>
+            <w:tcW w:type="dxa" w:w="814"/>
             <w:tcBorders>
               <w:top w:val="single" w:color="BFC9D6" w:sz="4"/>
               <w:left w:val="single" w:color="BFC9D6" w:sz="4"/>
@@ -12168,7 +12168,7 @@
         </w:tc>
         <w:tc>
           <w:tcPr>
-            <w:tcW w:type="dxa" w:w="831"/>
+            <w:tcW w:type="dxa" w:w="814"/>
             <w:tcBorders>
               <w:top w:val="single" w:color="BFC9D6" w:sz="4"/>
               <w:left w:val="single" w:color="BFC9D6" w:sz="4"/>
@@ -12206,7 +12206,7 @@
         </w:tc>
         <w:tc>
           <w:tcPr>
-            <w:tcW w:type="dxa" w:w="5130"/>
+            <w:tcW w:type="dxa" w:w="5398"/>
             <w:tcBorders>
               <w:top w:val="single" w:color="BFC9D6" w:sz="4"/>
               <w:left w:val="single" w:color="BFC9D6" w:sz="4"/>
@@ -12249,7 +12249,7 @@
         </w:trPr>
         <w:tc>
           <w:tcPr>
-            <w:tcW w:type="dxa" w:w="1410"/>
+            <w:tcW w:type="dxa" w:w="1210"/>
             <w:tcBorders>
               <w:top w:val="single" w:color="BFC9D6" w:sz="4"/>
               <w:left w:val="single" w:color="BFC9D6" w:sz="4"/>
@@ -12285,7 +12285,7 @@
         </w:tc>
         <w:tc>
           <w:tcPr>
-            <w:tcW w:type="dxa" w:w="831"/>
+            <w:tcW w:type="dxa" w:w="814"/>
             <w:tcBorders>
               <w:top w:val="single" w:color="BFC9D6" w:sz="4"/>
               <w:left w:val="single" w:color="BFC9D6" w:sz="4"/>
@@ -12321,7 +12321,7 @@
         </w:tc>
         <w:tc>
           <w:tcPr>
-            <w:tcW w:type="dxa" w:w="831"/>
+            <w:tcW w:type="dxa" w:w="814"/>
             <w:tcBorders>
               <w:top w:val="single" w:color="BFC9D6" w:sz="4"/>
               <w:left w:val="single" w:color="BFC9D6" w:sz="4"/>
@@ -12357,7 +12357,7 @@
         </w:tc>
         <w:tc>
           <w:tcPr>
-            <w:tcW w:type="dxa" w:w="831"/>
+            <w:tcW w:type="dxa" w:w="814"/>
             <w:tcBorders>
               <w:top w:val="single" w:color="BFC9D6" w:sz="4"/>
               <w:left w:val="single" w:color="BFC9D6" w:sz="4"/>
@@ -12393,7 +12393,7 @@
         </w:tc>
         <w:tc>
           <w:tcPr>
-            <w:tcW w:type="dxa" w:w="831"/>
+            <w:tcW w:type="dxa" w:w="814"/>
             <w:tcBorders>
               <w:top w:val="single" w:color="BFC9D6" w:sz="4"/>
               <w:left w:val="single" w:color="BFC9D6" w:sz="4"/>
@@ -12429,7 +12429,7 @@
         </w:tc>
         <w:tc>
           <w:tcPr>
-            <w:tcW w:type="dxa" w:w="5130"/>
+            <w:tcW w:type="dxa" w:w="5398"/>
             <w:tcBorders>
               <w:top w:val="single" w:color="BFC9D6" w:sz="4"/>
               <w:left w:val="single" w:color="BFC9D6" w:sz="4"/>
@@ -12470,7 +12470,7 @@
         </w:trPr>
         <w:tc>
           <w:tcPr>
-            <w:tcW w:type="dxa" w:w="1410"/>
+            <w:tcW w:type="dxa" w:w="1210"/>
             <w:tcBorders>
               <w:top w:val="single" w:color="BFC9D6" w:sz="4"/>
               <w:left w:val="single" w:color="BFC9D6" w:sz="4"/>
@@ -12507,7 +12507,7 @@
         </w:tc>
         <w:tc>
           <w:tcPr>
-            <w:tcW w:type="dxa" w:w="831"/>
+            <w:tcW w:type="dxa" w:w="814"/>
             <w:tcBorders>
               <w:top w:val="single" w:color="BFC9D6" w:sz="4"/>
               <w:left w:val="single" w:color="BFC9D6" w:sz="4"/>
@@ -12544,7 +12544,7 @@
         </w:tc>
         <w:tc>
           <w:tcPr>
-            <w:tcW w:type="dxa" w:w="831"/>
+            <w:tcW w:type="dxa" w:w="814"/>
             <w:tcBorders>
               <w:top w:val="single" w:color="BFC9D6" w:sz="4"/>
               <w:left w:val="single" w:color="BFC9D6" w:sz="4"/>
@@ -12581,7 +12581,7 @@
         </w:tc>
         <w:tc>
           <w:tcPr>
-            <w:tcW w:type="dxa" w:w="831"/>
+            <w:tcW w:type="dxa" w:w="814"/>
             <w:tcBorders>
               <w:top w:val="single" w:color="BFC9D6" w:sz="4"/>
               <w:left w:val="single" w:color="BFC9D6" w:sz="4"/>
@@ -12618,7 +12618,7 @@
         </w:tc>
         <w:tc>
           <w:tcPr>
-            <w:tcW w:type="dxa" w:w="831"/>
+            <w:tcW w:type="dxa" w:w="814"/>
             <w:tcBorders>
               <w:top w:val="single" w:color="BFC9D6" w:sz="4"/>
               <w:left w:val="single" w:color="BFC9D6" w:sz="4"/>
@@ -12655,7 +12655,7 @@
         </w:tc>
         <w:tc>
           <w:tcPr>
-            <w:tcW w:type="dxa" w:w="5130"/>
+            <w:tcW w:type="dxa" w:w="5398"/>
             <w:tcBorders>
               <w:top w:val="single" w:color="BFC9D6" w:sz="4"/>
               <w:left w:val="single" w:color="BFC9D6" w:sz="4"/>
@@ -12697,7 +12697,7 @@
         </w:trPr>
         <w:tc>
           <w:tcPr>
-            <w:tcW w:type="dxa" w:w="1410"/>
+            <w:tcW w:type="dxa" w:w="1210"/>
             <w:tcBorders>
               <w:top w:val="single" w:color="BFC9D6" w:sz="4"/>
               <w:left w:val="single" w:color="BFC9D6" w:sz="4"/>
@@ -12733,7 +12733,7 @@
         </w:tc>
         <w:tc>
           <w:tcPr>
-            <w:tcW w:type="dxa" w:w="831"/>
+            <w:tcW w:type="dxa" w:w="814"/>
             <w:tcBorders>
               <w:top w:val="single" w:color="BFC9D6" w:sz="4"/>
               <w:left w:val="single" w:color="BFC9D6" w:sz="4"/>
@@ -12769,7 +12769,7 @@
         </w:tc>
         <w:tc>
           <w:tcPr>
-            <w:tcW w:type="dxa" w:w="831"/>
+            <w:tcW w:type="dxa" w:w="814"/>
             <w:tcBorders>
               <w:top w:val="single" w:color="BFC9D6" w:sz="4"/>
               <w:left w:val="single" w:color="BFC9D6" w:sz="4"/>
@@ -12805,7 +12805,7 @@
         </w:tc>
         <w:tc>
           <w:tcPr>
-            <w:tcW w:type="dxa" w:w="831"/>
+            <w:tcW w:type="dxa" w:w="814"/>
             <w:tcBorders>
               <w:top w:val="single" w:color="BFC9D6" w:sz="4"/>
               <w:left w:val="single" w:color="BFC9D6" w:sz="4"/>
@@ -12841,7 +12841,7 @@
         </w:tc>
         <w:tc>
           <w:tcPr>
-            <w:tcW w:type="dxa" w:w="831"/>
+            <w:tcW w:type="dxa" w:w="814"/>
             <w:tcBorders>
               <w:top w:val="single" w:color="BFC9D6" w:sz="4"/>
               <w:left w:val="single" w:color="BFC9D6" w:sz="4"/>
@@ -12877,7 +12877,7 @@
         </w:tc>
         <w:tc>
           <w:tcPr>
-            <w:tcW w:type="dxa" w:w="5130"/>
+            <w:tcW w:type="dxa" w:w="5398"/>
             <w:tcBorders>
               <w:top w:val="single" w:color="BFC9D6" w:sz="4"/>
               <w:left w:val="single" w:color="BFC9D6" w:sz="4"/>
@@ -12918,7 +12918,7 @@
         </w:trPr>
         <w:tc>
           <w:tcPr>
-            <w:tcW w:type="dxa" w:w="1410"/>
+            <w:tcW w:type="dxa" w:w="1210"/>
             <w:tcBorders>
               <w:top w:val="single" w:color="BFC9D6" w:sz="4"/>
               <w:left w:val="single" w:color="BFC9D6" w:sz="4"/>
@@ -12955,7 +12955,7 @@
         </w:tc>
         <w:tc>
           <w:tcPr>
-            <w:tcW w:type="dxa" w:w="831"/>
+            <w:tcW w:type="dxa" w:w="814"/>
             <w:tcBorders>
               <w:top w:val="single" w:color="BFC9D6" w:sz="4"/>
               <w:left w:val="single" w:color="BFC9D6" w:sz="4"/>
@@ -12992,7 +12992,7 @@
         </w:tc>
         <w:tc>
           <w:tcPr>
-            <w:tcW w:type="dxa" w:w="831"/>
+            <w:tcW w:type="dxa" w:w="814"/>
             <w:tcBorders>
               <w:top w:val="single" w:color="BFC9D6" w:sz="4"/>
               <w:left w:val="single" w:color="BFC9D6" w:sz="4"/>
@@ -13029,7 +13029,7 @@
         </w:tc>
         <w:tc>
           <w:tcPr>
-            <w:tcW w:type="dxa" w:w="831"/>
+            <w:tcW w:type="dxa" w:w="814"/>
             <w:tcBorders>
               <w:top w:val="single" w:color="BFC9D6" w:sz="4"/>
               <w:left w:val="single" w:color="BFC9D6" w:sz="4"/>
@@ -13066,7 +13066,7 @@
         </w:tc>
         <w:tc>
           <w:tcPr>
-            <w:tcW w:type="dxa" w:w="831"/>
+            <w:tcW w:type="dxa" w:w="814"/>
             <w:tcBorders>
               <w:top w:val="single" w:color="BFC9D6" w:sz="4"/>
               <w:left w:val="single" w:color="BFC9D6" w:sz="4"/>
@@ -13103,7 +13103,7 @@
         </w:tc>
         <w:tc>
           <w:tcPr>
-            <w:tcW w:type="dxa" w:w="5130"/>
+            <w:tcW w:type="dxa" w:w="5398"/>
             <w:tcBorders>
               <w:top w:val="single" w:color="BFC9D6" w:sz="4"/>
               <w:left w:val="single" w:color="BFC9D6" w:sz="4"/>
@@ -13145,7 +13145,7 @@
         </w:trPr>
         <w:tc>
           <w:tcPr>
-            <w:tcW w:type="dxa" w:w="1410"/>
+            <w:tcW w:type="dxa" w:w="1210"/>
             <w:tcBorders>
               <w:top w:val="single" w:color="BFC9D6" w:sz="4"/>
               <w:left w:val="single" w:color="BFC9D6" w:sz="4"/>
@@ -13181,7 +13181,7 @@
         </w:tc>
         <w:tc>
           <w:tcPr>
-            <w:tcW w:type="dxa" w:w="831"/>
+            <w:tcW w:type="dxa" w:w="814"/>
             <w:tcBorders>
               <w:top w:val="single" w:color="BFC9D6" w:sz="4"/>
               <w:left w:val="single" w:color="BFC9D6" w:sz="4"/>
@@ -13217,7 +13217,7 @@
         </w:tc>
         <w:tc>
           <w:tcPr>
-            <w:tcW w:type="dxa" w:w="831"/>
+            <w:tcW w:type="dxa" w:w="814"/>
             <w:tcBorders>
               <w:top w:val="single" w:color="BFC9D6" w:sz="4"/>
               <w:left w:val="single" w:color="BFC9D6" w:sz="4"/>
@@ -13253,7 +13253,7 @@
         </w:tc>
         <w:tc>
           <w:tcPr>
-            <w:tcW w:type="dxa" w:w="831"/>
+            <w:tcW w:type="dxa" w:w="814"/>
             <w:tcBorders>
               <w:top w:val="single" w:color="BFC9D6" w:sz="4"/>
               <w:left w:val="single" w:color="BFC9D6" w:sz="4"/>
@@ -13289,7 +13289,7 @@
         </w:tc>
         <w:tc>
           <w:tcPr>
-            <w:tcW w:type="dxa" w:w="831"/>
+            <w:tcW w:type="dxa" w:w="814"/>
             <w:tcBorders>
               <w:top w:val="single" w:color="BFC9D6" w:sz="4"/>
               <w:left w:val="single" w:color="BFC9D6" w:sz="4"/>
@@ -13325,7 +13325,7 @@
         </w:tc>
         <w:tc>
           <w:tcPr>
-            <w:tcW w:type="dxa" w:w="5130"/>
+            <w:tcW w:type="dxa" w:w="5398"/>
             <w:tcBorders>
               <w:top w:val="single" w:color="BFC9D6" w:sz="4"/>
               <w:left w:val="single" w:color="BFC9D6" w:sz="4"/>
@@ -13366,7 +13366,7 @@
         </w:trPr>
         <w:tc>
           <w:tcPr>
-            <w:tcW w:type="dxa" w:w="1410"/>
+            <w:tcW w:type="dxa" w:w="1210"/>
             <w:tcBorders>
               <w:top w:val="single" w:color="BFC9D6" w:sz="4"/>
               <w:left w:val="single" w:color="BFC9D6" w:sz="4"/>
@@ -13403,7 +13403,7 @@
         </w:tc>
         <w:tc>
           <w:tcPr>
-            <w:tcW w:type="dxa" w:w="831"/>
+            <w:tcW w:type="dxa" w:w="814"/>
             <w:tcBorders>
               <w:top w:val="single" w:color="BFC9D6" w:sz="4"/>
               <w:left w:val="single" w:color="BFC9D6" w:sz="4"/>
@@ -13440,7 +13440,7 @@
         </w:tc>
         <w:tc>
           <w:tcPr>
-            <w:tcW w:type="dxa" w:w="831"/>
+            <w:tcW w:type="dxa" w:w="814"/>
             <w:tcBorders>
               <w:top w:val="single" w:color="BFC9D6" w:sz="4"/>
               <w:left w:val="single" w:color="BFC9D6" w:sz="4"/>
@@ -13477,7 +13477,7 @@
         </w:tc>
         <w:tc>
           <w:tcPr>
-            <w:tcW w:type="dxa" w:w="831"/>
+            <w:tcW w:type="dxa" w:w="814"/>
             <w:tcBorders>
               <w:top w:val="single" w:color="BFC9D6" w:sz="4"/>
               <w:left w:val="single" w:color="BFC9D6" w:sz="4"/>
@@ -13514,7 +13514,7 @@
         </w:tc>
         <w:tc>
           <w:tcPr>
-            <w:tcW w:type="dxa" w:w="831"/>
+            <w:tcW w:type="dxa" w:w="814"/>
             <w:tcBorders>
               <w:top w:val="single" w:color="BFC9D6" w:sz="4"/>
               <w:left w:val="single" w:color="BFC9D6" w:sz="4"/>
@@ -13551,7 +13551,7 @@
         </w:tc>
         <w:tc>
           <w:tcPr>
-            <w:tcW w:type="dxa" w:w="5130"/>
+            <w:tcW w:type="dxa" w:w="5398"/>
             <w:tcBorders>
               <w:top w:val="single" w:color="BFC9D6" w:sz="4"/>
               <w:left w:val="single" w:color="BFC9D6" w:sz="4"/>
@@ -13593,7 +13593,7 @@
         </w:trPr>
         <w:tc>
           <w:tcPr>
-            <w:tcW w:type="dxa" w:w="1410"/>
+            <w:tcW w:type="dxa" w:w="1210"/>
             <w:tcBorders>
               <w:top w:val="single" w:color="BFC9D6" w:sz="4"/>
               <w:left w:val="single" w:color="BFC9D6" w:sz="4"/>
@@ -13629,7 +13629,7 @@
         </w:tc>
         <w:tc>
           <w:tcPr>
-            <w:tcW w:type="dxa" w:w="831"/>
+            <w:tcW w:type="dxa" w:w="814"/>
             <w:tcBorders>
               <w:top w:val="single" w:color="BFC9D6" w:sz="4"/>
               <w:left w:val="single" w:color="BFC9D6" w:sz="4"/>
@@ -13665,7 +13665,7 @@
         </w:tc>
         <w:tc>
           <w:tcPr>
-            <w:tcW w:type="dxa" w:w="831"/>
+            <w:tcW w:type="dxa" w:w="814"/>
             <w:tcBorders>
               <w:top w:val="single" w:color="BFC9D6" w:sz="4"/>
               <w:left w:val="single" w:color="BFC9D6" w:sz="4"/>
@@ -13701,7 +13701,7 @@
         </w:tc>
         <w:tc>
           <w:tcPr>
-            <w:tcW w:type="dxa" w:w="831"/>
+            <w:tcW w:type="dxa" w:w="814"/>
             <w:tcBorders>
               <w:top w:val="single" w:color="BFC9D6" w:sz="4"/>
               <w:left w:val="single" w:color="BFC9D6" w:sz="4"/>
@@ -13737,7 +13737,7 @@
         </w:tc>
         <w:tc>
           <w:tcPr>
-            <w:tcW w:type="dxa" w:w="831"/>
+            <w:tcW w:type="dxa" w:w="814"/>
             <w:tcBorders>
               <w:top w:val="single" w:color="BFC9D6" w:sz="4"/>
               <w:left w:val="single" w:color="BFC9D6" w:sz="4"/>
@@ -13773,7 +13773,7 @@
         </w:tc>
         <w:tc>
           <w:tcPr>
-            <w:tcW w:type="dxa" w:w="5130"/>
+            <w:tcW w:type="dxa" w:w="5398"/>
             <w:tcBorders>
               <w:top w:val="single" w:color="BFC9D6" w:sz="4"/>
               <w:left w:val="single" w:color="BFC9D6" w:sz="4"/>
@@ -13814,7 +13814,7 @@
         </w:trPr>
         <w:tc>
           <w:tcPr>
-            <w:tcW w:type="dxa" w:w="1410"/>
+            <w:tcW w:type="dxa" w:w="1210"/>
             <w:tcBorders>
               <w:top w:val="single" w:color="BFC9D6" w:sz="4"/>
               <w:left w:val="single" w:color="BFC9D6" w:sz="4"/>
@@ -13851,7 +13851,7 @@
         </w:tc>
         <w:tc>
           <w:tcPr>
-            <w:tcW w:type="dxa" w:w="831"/>
+            <w:tcW w:type="dxa" w:w="814"/>
             <w:tcBorders>
               <w:top w:val="single" w:color="BFC9D6" w:sz="4"/>
               <w:left w:val="single" w:color="BFC9D6" w:sz="4"/>
@@ -13888,7 +13888,7 @@
         </w:tc>
         <w:tc>
           <w:tcPr>
-            <w:tcW w:type="dxa" w:w="831"/>
+            <w:tcW w:type="dxa" w:w="814"/>
             <w:tcBorders>
               <w:top w:val="single" w:color="BFC9D6" w:sz="4"/>
               <w:left w:val="single" w:color="BFC9D6" w:sz="4"/>
@@ -13925,7 +13925,7 @@
         </w:tc>
         <w:tc>
           <w:tcPr>
-            <w:tcW w:type="dxa" w:w="831"/>
+            <w:tcW w:type="dxa" w:w="814"/>
             <w:tcBorders>
               <w:top w:val="single" w:color="BFC9D6" w:sz="4"/>
               <w:left w:val="single" w:color="BFC9D6" w:sz="4"/>
@@ -13962,7 +13962,7 @@
         </w:tc>
         <w:tc>
           <w:tcPr>
-            <w:tcW w:type="dxa" w:w="831"/>
+            <w:tcW w:type="dxa" w:w="814"/>
             <w:tcBorders>
               <w:top w:val="single" w:color="BFC9D6" w:sz="4"/>
               <w:left w:val="single" w:color="BFC9D6" w:sz="4"/>
@@ -13999,7 +13999,7 @@
         </w:tc>
         <w:tc>
           <w:tcPr>
-            <w:tcW w:type="dxa" w:w="5130"/>
+            <w:tcW w:type="dxa" w:w="5398"/>
             <w:tcBorders>
               <w:top w:val="single" w:color="BFC9D6" w:sz="4"/>
               <w:left w:val="single" w:color="BFC9D6" w:sz="4"/>
@@ -14041,7 +14041,7 @@
         </w:trPr>
         <w:tc>
           <w:tcPr>
-            <w:tcW w:type="dxa" w:w="1410"/>
+            <w:tcW w:type="dxa" w:w="1210"/>
             <w:tcBorders>
               <w:top w:val="single" w:color="BFC9D6" w:sz="4"/>
               <w:left w:val="single" w:color="BFC9D6" w:sz="4"/>
@@ -14077,7 +14077,7 @@
         </w:tc>
         <w:tc>
           <w:tcPr>
-            <w:tcW w:type="dxa" w:w="831"/>
+            <w:tcW w:type="dxa" w:w="814"/>
             <w:tcBorders>
               <w:top w:val="single" w:color="BFC9D6" w:sz="4"/>
               <w:left w:val="single" w:color="BFC9D6" w:sz="4"/>
@@ -14113,7 +14113,7 @@
         </w:tc>
         <w:tc>
           <w:tcPr>
-            <w:tcW w:type="dxa" w:w="831"/>
+            <w:tcW w:type="dxa" w:w="814"/>
             <w:tcBorders>
               <w:top w:val="single" w:color="BFC9D6" w:sz="4"/>
               <w:left w:val="single" w:color="BFC9D6" w:sz="4"/>
@@ -14149,7 +14149,7 @@
         </w:tc>
         <w:tc>
           <w:tcPr>
-            <w:tcW w:type="dxa" w:w="831"/>
+            <w:tcW w:type="dxa" w:w="814"/>
             <w:tcBorders>
               <w:top w:val="single" w:color="BFC9D6" w:sz="4"/>
               <w:left w:val="single" w:color="BFC9D6" w:sz="4"/>
@@ -14185,7 +14185,7 @@
         </w:tc>
         <w:tc>
           <w:tcPr>
-            <w:tcW w:type="dxa" w:w="831"/>
+            <w:tcW w:type="dxa" w:w="814"/>
             <w:tcBorders>
               <w:top w:val="single" w:color="BFC9D6" w:sz="4"/>
               <w:left w:val="single" w:color="BFC9D6" w:sz="4"/>
@@ -14221,7 +14221,7 @@
         </w:tc>
         <w:tc>
           <w:tcPr>
-            <w:tcW w:type="dxa" w:w="5130"/>
+            <w:tcW w:type="dxa" w:w="5398"/>
             <w:tcBorders>
               <w:top w:val="single" w:color="BFC9D6" w:sz="4"/>
               <w:left w:val="single" w:color="BFC9D6" w:sz="4"/>
@@ -14262,7 +14262,7 @@
         </w:trPr>
         <w:tc>
           <w:tcPr>
-            <w:tcW w:type="dxa" w:w="1410"/>
+            <w:tcW w:type="dxa" w:w="1210"/>
             <w:tcBorders>
               <w:top w:val="single" w:color="BFC9D6" w:sz="4"/>
               <w:left w:val="single" w:color="BFC9D6" w:sz="4"/>
@@ -14299,7 +14299,7 @@
         </w:tc>
         <w:tc>
           <w:tcPr>
-            <w:tcW w:type="dxa" w:w="831"/>
+            <w:tcW w:type="dxa" w:w="814"/>
             <w:tcBorders>
               <w:top w:val="single" w:color="BFC9D6" w:sz="4"/>
               <w:left w:val="single" w:color="BFC9D6" w:sz="4"/>
@@ -14336,7 +14336,7 @@
         </w:tc>
         <w:tc>
           <w:tcPr>
-            <w:tcW w:type="dxa" w:w="831"/>
+            <w:tcW w:type="dxa" w:w="814"/>
             <w:tcBorders>
               <w:top w:val="single" w:color="BFC9D6" w:sz="4"/>
               <w:left w:val="single" w:color="BFC9D6" w:sz="4"/>
@@ -14373,7 +14373,7 @@
         </w:tc>
         <w:tc>
           <w:tcPr>
-            <w:tcW w:type="dxa" w:w="831"/>
+            <w:tcW w:type="dxa" w:w="814"/>
             <w:tcBorders>
               <w:top w:val="single" w:color="BFC9D6" w:sz="4"/>
               <w:left w:val="single" w:color="BFC9D6" w:sz="4"/>
@@ -14410,7 +14410,7 @@
         </w:tc>
         <w:tc>
           <w:tcPr>
-            <w:tcW w:type="dxa" w:w="831"/>
+            <w:tcW w:type="dxa" w:w="814"/>
             <w:tcBorders>
               <w:top w:val="single" w:color="BFC9D6" w:sz="4"/>
               <w:left w:val="single" w:color="BFC9D6" w:sz="4"/>
@@ -14447,7 +14447,7 @@
         </w:tc>
         <w:tc>
           <w:tcPr>
-            <w:tcW w:type="dxa" w:w="5130"/>
+            <w:tcW w:type="dxa" w:w="5398"/>
             <w:tcBorders>
               <w:top w:val="single" w:color="BFC9D6" w:sz="4"/>
               <w:left w:val="single" w:color="BFC9D6" w:sz="4"/>
@@ -14489,7 +14489,7 @@
         </w:trPr>
         <w:tc>
           <w:tcPr>
-            <w:tcW w:type="dxa" w:w="1410"/>
+            <w:tcW w:type="dxa" w:w="1210"/>
             <w:tcBorders>
               <w:top w:val="single" w:color="BFC9D6" w:sz="4"/>
               <w:left w:val="single" w:color="BFC9D6" w:sz="4"/>
@@ -14525,7 +14525,7 @@
         </w:tc>
         <w:tc>
           <w:tcPr>
-            <w:tcW w:type="dxa" w:w="831"/>
+            <w:tcW w:type="dxa" w:w="814"/>
             <w:tcBorders>
               <w:top w:val="single" w:color="BFC9D6" w:sz="4"/>
               <w:left w:val="single" w:color="BFC9D6" w:sz="4"/>
@@ -14561,7 +14561,7 @@
         </w:tc>
         <w:tc>
           <w:tcPr>
-            <w:tcW w:type="dxa" w:w="831"/>
+            <w:tcW w:type="dxa" w:w="814"/>
             <w:tcBorders>
               <w:top w:val="single" w:color="BFC9D6" w:sz="4"/>
               <w:left w:val="single" w:color="BFC9D6" w:sz="4"/>
@@ -14597,7 +14597,7 @@
         </w:tc>
         <w:tc>
           <w:tcPr>
-            <w:tcW w:type="dxa" w:w="831"/>
+            <w:tcW w:type="dxa" w:w="814"/>
             <w:tcBorders>
               <w:top w:val="single" w:color="BFC9D6" w:sz="4"/>
               <w:left w:val="single" w:color="BFC9D6" w:sz="4"/>
@@ -14633,7 +14633,7 @@
         </w:tc>
         <w:tc>
           <w:tcPr>
-            <w:tcW w:type="dxa" w:w="831"/>
+            <w:tcW w:type="dxa" w:w="814"/>
             <w:tcBorders>
               <w:top w:val="single" w:color="BFC9D6" w:sz="4"/>
               <w:left w:val="single" w:color="BFC9D6" w:sz="4"/>
@@ -14669,7 +14669,7 @@
         </w:tc>
         <w:tc>
           <w:tcPr>
-            <w:tcW w:type="dxa" w:w="5130"/>
+            <w:tcW w:type="dxa" w:w="5398"/>
             <w:tcBorders>
               <w:top w:val="single" w:color="BFC9D6" w:sz="4"/>
               <w:left w:val="single" w:color="BFC9D6" w:sz="4"/>
@@ -14710,7 +14710,7 @@
         </w:trPr>
         <w:tc>
           <w:tcPr>
-            <w:tcW w:type="dxa" w:w="1410"/>
+            <w:tcW w:type="dxa" w:w="1210"/>
             <w:tcBorders>
               <w:top w:val="single" w:color="BFC9D6" w:sz="4"/>
               <w:left w:val="single" w:color="BFC9D6" w:sz="4"/>
@@ -14747,7 +14747,7 @@
         </w:tc>
         <w:tc>
           <w:tcPr>
-            <w:tcW w:type="dxa" w:w="831"/>
+            <w:tcW w:type="dxa" w:w="814"/>
             <w:tcBorders>
               <w:top w:val="single" w:color="BFC9D6" w:sz="4"/>
               <w:left w:val="single" w:color="BFC9D6" w:sz="4"/>
@@ -14784,7 +14784,7 @@
         </w:tc>
         <w:tc>
           <w:tcPr>
-            <w:tcW w:type="dxa" w:w="831"/>
+            <w:tcW w:type="dxa" w:w="814"/>
             <w:tcBorders>
               <w:top w:val="single" w:color="BFC9D6" w:sz="4"/>
               <w:left w:val="single" w:color="BFC9D6" w:sz="4"/>
@@ -14821,7 +14821,7 @@
         </w:tc>
         <w:tc>
           <w:tcPr>
-            <w:tcW w:type="dxa" w:w="831"/>
+            <w:tcW w:type="dxa" w:w="814"/>
             <w:tcBorders>
               <w:top w:val="single" w:color="BFC9D6" w:sz="4"/>
               <w:left w:val="single" w:color="BFC9D6" w:sz="4"/>
@@ -14858,7 +14858,7 @@
         </w:tc>
         <w:tc>
           <w:tcPr>
-            <w:tcW w:type="dxa" w:w="831"/>
+            <w:tcW w:type="dxa" w:w="814"/>
             <w:tcBorders>
               <w:top w:val="single" w:color="BFC9D6" w:sz="4"/>
               <w:left w:val="single" w:color="BFC9D6" w:sz="4"/>
@@ -14895,7 +14895,7 @@
         </w:tc>
         <w:tc>
           <w:tcPr>
-            <w:tcW w:type="dxa" w:w="5130"/>
+            <w:tcW w:type="dxa" w:w="5398"/>
             <w:tcBorders>
               <w:top w:val="single" w:color="BFC9D6" w:sz="4"/>
               <w:left w:val="single" w:color="BFC9D6" w:sz="4"/>
@@ -14937,7 +14937,7 @@
         </w:trPr>
         <w:tc>
           <w:tcPr>
-            <w:tcW w:type="dxa" w:w="1410"/>
+            <w:tcW w:type="dxa" w:w="1210"/>
             <w:tcBorders>
               <w:top w:val="single" w:color="BFC9D6" w:sz="4"/>
               <w:left w:val="single" w:color="BFC9D6" w:sz="4"/>
@@ -14973,7 +14973,7 @@
         </w:tc>
         <w:tc>
           <w:tcPr>
-            <w:tcW w:type="dxa" w:w="831"/>
+            <w:tcW w:type="dxa" w:w="814"/>
             <w:tcBorders>
               <w:top w:val="single" w:color="BFC9D6" w:sz="4"/>
               <w:left w:val="single" w:color="BFC9D6" w:sz="4"/>
@@ -15009,7 +15009,7 @@
         </w:tc>
         <w:tc>
           <w:tcPr>
-            <w:tcW w:type="dxa" w:w="831"/>
+            <w:tcW w:type="dxa" w:w="814"/>
             <w:tcBorders>
               <w:top w:val="single" w:color="BFC9D6" w:sz="4"/>
               <w:left w:val="single" w:color="BFC9D6" w:sz="4"/>
@@ -15045,7 +15045,7 @@
         </w:tc>
         <w:tc>
           <w:tcPr>
-            <w:tcW w:type="dxa" w:w="831"/>
+            <w:tcW w:type="dxa" w:w="814"/>
             <w:tcBorders>
               <w:top w:val="single" w:color="BFC9D6" w:sz="4"/>
               <w:left w:val="single" w:color="BFC9D6" w:sz="4"/>
@@ -15081,7 +15081,7 @@
         </w:tc>
         <w:tc>
           <w:tcPr>
-            <w:tcW w:type="dxa" w:w="831"/>
+            <w:tcW w:type="dxa" w:w="814"/>
             <w:tcBorders>
               <w:top w:val="single" w:color="BFC9D6" w:sz="4"/>
               <w:left w:val="single" w:color="BFC9D6" w:sz="4"/>
@@ -15117,37 +15117,37 @@
         </w:tc>
         <w:tc>
           <w:tcPr>
-            <w:tcW w:type="dxa" w:w="5130"/>
-            <w:tcBorders>
-              <w:top w:val="single" w:color="BFC9D6" w:sz="4"/>
-              <w:left w:val="single" w:color="BFC9D6" w:sz="4"/>
-              <w:bottom w:val="single" w:color="BFC9D6" w:sz="4"/>
-              <w:right w:val="single" w:color="BFC9D6" w:sz="4"/>
-            </w:tcBorders>
-            <w:tcMar>
-              <w:top w:type="dxa" w:w="50"/>
-              <w:left w:type="dxa" w:w="90"/>
-              <w:bottom w:type="dxa" w:w="50"/>
-              <w:right w:type="dxa" w:w="90"/>
-            </w:tcMar>
-            <w:vAlign w:val="top"/>
-          </w:tcPr>
-          <w:p>
-            <w:pPr>
-              <w:keepNext w:val="false"/>
-              <w:bidi/>
-              <w:spacing w:after="30" w:before="30" w:line="264"/>
-            </w:pPr>
-            <w:r>
-              <w:rPr>
-                <w:rFonts w:ascii="Arial" w:cs="Arial" w:eastAsia="Arial" w:hAnsi="Arial"/>
-                <w:b w:val="false"/>
-                <w:bCs w:val="false"/>
-                <w:sz w:val="18"/>
-                <w:szCs w:val="18"/>
-                <w:rtl/>
-              </w:rPr>
-              <w:t xml:space="preserve">S1 · مفتوح</w:t>
+            <w:tcW w:type="dxa" w:w="5398"/>
+            <w:tcBorders>
+              <w:top w:val="single" w:color="BFC9D6" w:sz="4"/>
+              <w:left w:val="single" w:color="BFC9D6" w:sz="4"/>
+              <w:bottom w:val="single" w:color="BFC9D6" w:sz="4"/>
+              <w:right w:val="single" w:color="BFC9D6" w:sz="4"/>
+            </w:tcBorders>
+            <w:tcMar>
+              <w:top w:type="dxa" w:w="50"/>
+              <w:left w:type="dxa" w:w="90"/>
+              <w:bottom w:type="dxa" w:w="50"/>
+              <w:right w:type="dxa" w:w="90"/>
+            </w:tcMar>
+            <w:vAlign w:val="top"/>
+          </w:tcPr>
+          <w:p>
+            <w:pPr>
+              <w:keepNext w:val="false"/>
+              <w:bidi/>
+              <w:spacing w:after="30" w:before="30" w:line="264"/>
+            </w:pPr>
+            <w:r>
+              <w:rPr>
+                <w:rFonts w:ascii="Arial" w:cs="Arial" w:eastAsia="Arial" w:hAnsi="Arial"/>
+                <w:b w:val="false"/>
+                <w:bCs w:val="false"/>
+                <w:sz w:val="18"/>
+                <w:szCs w:val="18"/>
+                <w:rtl/>
+              </w:rPr>
+              <w:t xml:space="preserve">S1 · مغلق (2026-10-13، docs/adr/0006-kyc-history-and-cascade-deletes.md)</w:t>
             </w:r>
           </w:p>
         </w:tc>
@@ -15158,7 +15158,7 @@
         </w:trPr>
         <w:tc>
           <w:tcPr>
-            <w:tcW w:type="dxa" w:w="1410"/>
+            <w:tcW w:type="dxa" w:w="1210"/>
             <w:tcBorders>
               <w:top w:val="single" w:color="BFC9D6" w:sz="4"/>
               <w:left w:val="single" w:color="BFC9D6" w:sz="4"/>
@@ -15195,7 +15195,7 @@
         </w:tc>
         <w:tc>
           <w:tcPr>
-            <w:tcW w:type="dxa" w:w="831"/>
+            <w:tcW w:type="dxa" w:w="814"/>
             <w:tcBorders>
               <w:top w:val="single" w:color="BFC9D6" w:sz="4"/>
               <w:left w:val="single" w:color="BFC9D6" w:sz="4"/>
@@ -15232,7 +15232,7 @@
         </w:tc>
         <w:tc>
           <w:tcPr>
-            <w:tcW w:type="dxa" w:w="831"/>
+            <w:tcW w:type="dxa" w:w="814"/>
             <w:tcBorders>
               <w:top w:val="single" w:color="BFC9D6" w:sz="4"/>
               <w:left w:val="single" w:color="BFC9D6" w:sz="4"/>
@@ -15269,7 +15269,7 @@
         </w:tc>
         <w:tc>
           <w:tcPr>
-            <w:tcW w:type="dxa" w:w="831"/>
+            <w:tcW w:type="dxa" w:w="814"/>
             <w:tcBorders>
               <w:top w:val="single" w:color="BFC9D6" w:sz="4"/>
               <w:left w:val="single" w:color="BFC9D6" w:sz="4"/>
@@ -15306,7 +15306,7 @@
         </w:tc>
         <w:tc>
           <w:tcPr>
-            <w:tcW w:type="dxa" w:w="831"/>
+            <w:tcW w:type="dxa" w:w="814"/>
             <w:tcBorders>
               <w:top w:val="single" w:color="BFC9D6" w:sz="4"/>
               <w:left w:val="single" w:color="BFC9D6" w:sz="4"/>
@@ -15343,7 +15343,7 @@
         </w:tc>
         <w:tc>
           <w:tcPr>
-            <w:tcW w:type="dxa" w:w="5130"/>
+            <w:tcW w:type="dxa" w:w="5398"/>
             <w:tcBorders>
               <w:top w:val="single" w:color="BFC9D6" w:sz="4"/>
               <w:left w:val="single" w:color="BFC9D6" w:sz="4"/>
@@ -15385,7 +15385,7 @@
         </w:trPr>
         <w:tc>
           <w:tcPr>
-            <w:tcW w:type="dxa" w:w="1410"/>
+            <w:tcW w:type="dxa" w:w="1210"/>
             <w:tcBorders>
               <w:top w:val="single" w:color="BFC9D6" w:sz="4"/>
               <w:left w:val="single" w:color="BFC9D6" w:sz="4"/>
@@ -15421,7 +15421,7 @@
         </w:tc>
         <w:tc>
           <w:tcPr>
-            <w:tcW w:type="dxa" w:w="831"/>
+            <w:tcW w:type="dxa" w:w="814"/>
             <w:tcBorders>
               <w:top w:val="single" w:color="BFC9D6" w:sz="4"/>
               <w:left w:val="single" w:color="BFC9D6" w:sz="4"/>
@@ -15457,7 +15457,7 @@
         </w:tc>
         <w:tc>
           <w:tcPr>
-            <w:tcW w:type="dxa" w:w="831"/>
+            <w:tcW w:type="dxa" w:w="814"/>
             <w:tcBorders>
               <w:top w:val="single" w:color="BFC9D6" w:sz="4"/>
               <w:left w:val="single" w:color="BFC9D6" w:sz="4"/>
@@ -15493,7 +15493,7 @@
         </w:tc>
         <w:tc>
           <w:tcPr>
-            <w:tcW w:type="dxa" w:w="831"/>
+            <w:tcW w:type="dxa" w:w="814"/>
             <w:tcBorders>
               <w:top w:val="single" w:color="BFC9D6" w:sz="4"/>
               <w:left w:val="single" w:color="BFC9D6" w:sz="4"/>
@@ -15529,7 +15529,7 @@
         </w:tc>
         <w:tc>
           <w:tcPr>
-            <w:tcW w:type="dxa" w:w="831"/>
+            <w:tcW w:type="dxa" w:w="814"/>
             <w:tcBorders>
               <w:top w:val="single" w:color="BFC9D6" w:sz="4"/>
               <w:left w:val="single" w:color="BFC9D6" w:sz="4"/>
@@ -15565,7 +15565,7 @@
         </w:tc>
         <w:tc>
           <w:tcPr>
-            <w:tcW w:type="dxa" w:w="5130"/>
+            <w:tcW w:type="dxa" w:w="5398"/>
             <w:tcBorders>
               <w:top w:val="single" w:color="BFC9D6" w:sz="4"/>
               <w:left w:val="single" w:color="BFC9D6" w:sz="4"/>
@@ -15606,7 +15606,7 @@
         </w:trPr>
         <w:tc>
           <w:tcPr>
-            <w:tcW w:type="dxa" w:w="1410"/>
+            <w:tcW w:type="dxa" w:w="1210"/>
             <w:tcBorders>
               <w:top w:val="single" w:color="BFC9D6" w:sz="4"/>
               <w:left w:val="single" w:color="BFC9D6" w:sz="4"/>
@@ -15643,7 +15643,7 @@
         </w:tc>
         <w:tc>
           <w:tcPr>
-            <w:tcW w:type="dxa" w:w="831"/>
+            <w:tcW w:type="dxa" w:w="814"/>
             <w:tcBorders>
               <w:top w:val="single" w:color="BFC9D6" w:sz="4"/>
               <w:left w:val="single" w:color="BFC9D6" w:sz="4"/>
@@ -15680,7 +15680,7 @@
         </w:tc>
         <w:tc>
           <w:tcPr>
-            <w:tcW w:type="dxa" w:w="831"/>
+            <w:tcW w:type="dxa" w:w="814"/>
             <w:tcBorders>
               <w:top w:val="single" w:color="BFC9D6" w:sz="4"/>
               <w:left w:val="single" w:color="BFC9D6" w:sz="4"/>
@@ -15717,7 +15717,7 @@
         </w:tc>
         <w:tc>
           <w:tcPr>
-            <w:tcW w:type="dxa" w:w="831"/>
+            <w:tcW w:type="dxa" w:w="814"/>
             <w:tcBorders>
               <w:top w:val="single" w:color="BFC9D6" w:sz="4"/>
               <w:left w:val="single" w:color="BFC9D6" w:sz="4"/>
@@ -15754,7 +15754,7 @@
         </w:tc>
         <w:tc>
           <w:tcPr>
-            <w:tcW w:type="dxa" w:w="831"/>
+            <w:tcW w:type="dxa" w:w="814"/>
             <w:tcBorders>
               <w:top w:val="single" w:color="BFC9D6" w:sz="4"/>
               <w:left w:val="single" w:color="BFC9D6" w:sz="4"/>
@@ -15791,7 +15791,7 @@
         </w:tc>
         <w:tc>
           <w:tcPr>
-            <w:tcW w:type="dxa" w:w="5130"/>
+            <w:tcW w:type="dxa" w:w="5398"/>
             <w:tcBorders>
               <w:top w:val="single" w:color="BFC9D6" w:sz="4"/>
               <w:left w:val="single" w:color="BFC9D6" w:sz="4"/>
@@ -15833,7 +15833,7 @@
         </w:trPr>
         <w:tc>
           <w:tcPr>
-            <w:tcW w:type="dxa" w:w="1410"/>
+            <w:tcW w:type="dxa" w:w="1210"/>
             <w:tcBorders>
               <w:top w:val="single" w:color="BFC9D6" w:sz="4"/>
               <w:left w:val="single" w:color="BFC9D6" w:sz="4"/>
@@ -15869,7 +15869,7 @@
         </w:tc>
         <w:tc>
           <w:tcPr>
-            <w:tcW w:type="dxa" w:w="831"/>
+            <w:tcW w:type="dxa" w:w="814"/>
             <w:tcBorders>
               <w:top w:val="single" w:color="BFC9D6" w:sz="4"/>
               <w:left w:val="single" w:color="BFC9D6" w:sz="4"/>
@@ -15905,7 +15905,7 @@
         </w:tc>
         <w:tc>
           <w:tcPr>
-            <w:tcW w:type="dxa" w:w="831"/>
+            <w:tcW w:type="dxa" w:w="814"/>
             <w:tcBorders>
               <w:top w:val="single" w:color="BFC9D6" w:sz="4"/>
               <w:left w:val="single" w:color="BFC9D6" w:sz="4"/>
@@ -15941,7 +15941,7 @@
         </w:tc>
         <w:tc>
           <w:tcPr>
-            <w:tcW w:type="dxa" w:w="831"/>
+            <w:tcW w:type="dxa" w:w="814"/>
             <w:tcBorders>
               <w:top w:val="single" w:color="BFC9D6" w:sz="4"/>
               <w:left w:val="single" w:color="BFC9D6" w:sz="4"/>
@@ -15977,7 +15977,7 @@
         </w:tc>
         <w:tc>
           <w:tcPr>
-            <w:tcW w:type="dxa" w:w="831"/>
+            <w:tcW w:type="dxa" w:w="814"/>
             <w:tcBorders>
               <w:top w:val="single" w:color="BFC9D6" w:sz="4"/>
               <w:left w:val="single" w:color="BFC9D6" w:sz="4"/>
@@ -16013,7 +16013,7 @@
         </w:tc>
         <w:tc>
           <w:tcPr>
-            <w:tcW w:type="dxa" w:w="5130"/>
+            <w:tcW w:type="dxa" w:w="5398"/>
             <w:tcBorders>
               <w:top w:val="single" w:color="BFC9D6" w:sz="4"/>
               <w:left w:val="single" w:color="BFC9D6" w:sz="4"/>
@@ -16054,7 +16054,7 @@
         </w:trPr>
         <w:tc>
           <w:tcPr>
-            <w:tcW w:type="dxa" w:w="1410"/>
+            <w:tcW w:type="dxa" w:w="1210"/>
             <w:tcBorders>
               <w:top w:val="single" w:color="BFC9D6" w:sz="4"/>
               <w:left w:val="single" w:color="BFC9D6" w:sz="4"/>
@@ -16091,7 +16091,7 @@
         </w:tc>
         <w:tc>
           <w:tcPr>
-            <w:tcW w:type="dxa" w:w="831"/>
+            <w:tcW w:type="dxa" w:w="814"/>
             <w:tcBorders>
               <w:top w:val="single" w:color="BFC9D6" w:sz="4"/>
               <w:left w:val="single" w:color="BFC9D6" w:sz="4"/>
@@ -16128,7 +16128,7 @@
         </w:tc>
         <w:tc>
           <w:tcPr>
-            <w:tcW w:type="dxa" w:w="831"/>
+            <w:tcW w:type="dxa" w:w="814"/>
             <w:tcBorders>
               <w:top w:val="single" w:color="BFC9D6" w:sz="4"/>
               <w:left w:val="single" w:color="BFC9D6" w:sz="4"/>
@@ -16165,7 +16165,7 @@
         </w:tc>
         <w:tc>
           <w:tcPr>
-            <w:tcW w:type="dxa" w:w="831"/>
+            <w:tcW w:type="dxa" w:w="814"/>
             <w:tcBorders>
               <w:top w:val="single" w:color="BFC9D6" w:sz="4"/>
               <w:left w:val="single" w:color="BFC9D6" w:sz="4"/>
@@ -16202,7 +16202,7 @@
         </w:tc>
         <w:tc>
           <w:tcPr>
-            <w:tcW w:type="dxa" w:w="831"/>
+            <w:tcW w:type="dxa" w:w="814"/>
             <w:tcBorders>
               <w:top w:val="single" w:color="BFC9D6" w:sz="4"/>
               <w:left w:val="single" w:color="BFC9D6" w:sz="4"/>
@@ -16239,7 +16239,7 @@
         </w:tc>
         <w:tc>
           <w:tcPr>
-            <w:tcW w:type="dxa" w:w="5130"/>
+            <w:tcW w:type="dxa" w:w="5398"/>
             <w:tcBorders>
               <w:top w:val="single" w:color="BFC9D6" w:sz="4"/>
               <w:left w:val="single" w:color="BFC9D6" w:sz="4"/>
@@ -16281,7 +16281,7 @@
         </w:trPr>
         <w:tc>
           <w:tcPr>
-            <w:tcW w:type="dxa" w:w="1410"/>
+            <w:tcW w:type="dxa" w:w="1210"/>
             <w:tcBorders>
               <w:top w:val="single" w:color="BFC9D6" w:sz="4"/>
               <w:left w:val="single" w:color="BFC9D6" w:sz="4"/>
@@ -16317,7 +16317,7 @@
         </w:tc>
         <w:tc>
           <w:tcPr>
-            <w:tcW w:type="dxa" w:w="831"/>
+            <w:tcW w:type="dxa" w:w="814"/>
             <w:tcBorders>
               <w:top w:val="single" w:color="BFC9D6" w:sz="4"/>
               <w:left w:val="single" w:color="BFC9D6" w:sz="4"/>
@@ -16353,7 +16353,7 @@
         </w:tc>
         <w:tc>
           <w:tcPr>
-            <w:tcW w:type="dxa" w:w="831"/>
+            <w:tcW w:type="dxa" w:w="814"/>
             <w:tcBorders>
               <w:top w:val="single" w:color="BFC9D6" w:sz="4"/>
               <w:left w:val="single" w:color="BFC9D6" w:sz="4"/>
@@ -16389,7 +16389,7 @@
         </w:tc>
         <w:tc>
           <w:tcPr>
-            <w:tcW w:type="dxa" w:w="831"/>
+            <w:tcW w:type="dxa" w:w="814"/>
             <w:tcBorders>
               <w:top w:val="single" w:color="BFC9D6" w:sz="4"/>
               <w:left w:val="single" w:color="BFC9D6" w:sz="4"/>
@@ -16425,7 +16425,7 @@
         </w:tc>
         <w:tc>
           <w:tcPr>
-            <w:tcW w:type="dxa" w:w="831"/>
+            <w:tcW w:type="dxa" w:w="814"/>
             <w:tcBorders>
               <w:top w:val="single" w:color="BFC9D6" w:sz="4"/>
               <w:left w:val="single" w:color="BFC9D6" w:sz="4"/>
@@ -16461,7 +16461,7 @@
         </w:tc>
         <w:tc>
           <w:tcPr>
-            <w:tcW w:type="dxa" w:w="5130"/>
+            <w:tcW w:type="dxa" w:w="5398"/>
             <w:tcBorders>
               <w:top w:val="single" w:color="BFC9D6" w:sz="4"/>
               <w:left w:val="single" w:color="BFC9D6" w:sz="4"/>
@@ -16502,7 +16502,7 @@
         </w:trPr>
         <w:tc>
           <w:tcPr>
-            <w:tcW w:type="dxa" w:w="1410"/>
+            <w:tcW w:type="dxa" w:w="1210"/>
             <w:tcBorders>
               <w:top w:val="single" w:color="BFC9D6" w:sz="4"/>
               <w:left w:val="single" w:color="BFC9D6" w:sz="4"/>
@@ -16539,7 +16539,7 @@
         </w:tc>
         <w:tc>
           <w:tcPr>
-            <w:tcW w:type="dxa" w:w="831"/>
+            <w:tcW w:type="dxa" w:w="814"/>
             <w:tcBorders>
               <w:top w:val="single" w:color="BFC9D6" w:sz="4"/>
               <w:left w:val="single" w:color="BFC9D6" w:sz="4"/>
@@ -16576,7 +16576,7 @@
         </w:tc>
         <w:tc>
           <w:tcPr>
-            <w:tcW w:type="dxa" w:w="831"/>
+            <w:tcW w:type="dxa" w:w="814"/>
             <w:tcBorders>
               <w:top w:val="single" w:color="BFC9D6" w:sz="4"/>
               <w:left w:val="single" w:color="BFC9D6" w:sz="4"/>
@@ -16613,7 +16613,7 @@
         </w:tc>
         <w:tc>
           <w:tcPr>
-            <w:tcW w:type="dxa" w:w="831"/>
+            <w:tcW w:type="dxa" w:w="814"/>
             <w:tcBorders>
               <w:top w:val="single" w:color="BFC9D6" w:sz="4"/>
               <w:left w:val="single" w:color="BFC9D6" w:sz="4"/>
@@ -16650,7 +16650,7 @@
         </w:tc>
         <w:tc>
           <w:tcPr>
-            <w:tcW w:type="dxa" w:w="831"/>
+            <w:tcW w:type="dxa" w:w="814"/>
             <w:tcBorders>
               <w:top w:val="single" w:color="BFC9D6" w:sz="4"/>
               <w:left w:val="single" w:color="BFC9D6" w:sz="4"/>
@@ -16687,7 +16687,7 @@
         </w:tc>
         <w:tc>
           <w:tcPr>
-            <w:tcW w:type="dxa" w:w="5130"/>
+            <w:tcW w:type="dxa" w:w="5398"/>
             <w:tcBorders>
               <w:top w:val="single" w:color="BFC9D6" w:sz="4"/>
               <w:left w:val="single" w:color="BFC9D6" w:sz="4"/>
@@ -16729,7 +16729,7 @@
         </w:trPr>
         <w:tc>
           <w:tcPr>
-            <w:tcW w:type="dxa" w:w="1410"/>
+            <w:tcW w:type="dxa" w:w="1210"/>
             <w:tcBorders>
               <w:top w:val="single" w:color="BFC9D6" w:sz="4"/>
               <w:left w:val="single" w:color="BFC9D6" w:sz="4"/>
@@ -16765,7 +16765,7 @@
         </w:tc>
         <w:tc>
           <w:tcPr>
-            <w:tcW w:type="dxa" w:w="831"/>
+            <w:tcW w:type="dxa" w:w="814"/>
             <w:tcBorders>
               <w:top w:val="single" w:color="BFC9D6" w:sz="4"/>
               <w:left w:val="single" w:color="BFC9D6" w:sz="4"/>
@@ -16801,7 +16801,7 @@
         </w:tc>
         <w:tc>
           <w:tcPr>
-            <w:tcW w:type="dxa" w:w="831"/>
+            <w:tcW w:type="dxa" w:w="814"/>
             <w:tcBorders>
               <w:top w:val="single" w:color="BFC9D6" w:sz="4"/>
               <w:left w:val="single" w:color="BFC9D6" w:sz="4"/>
@@ -16837,7 +16837,7 @@
         </w:tc>
         <w:tc>
           <w:tcPr>
-            <w:tcW w:type="dxa" w:w="831"/>
+            <w:tcW w:type="dxa" w:w="814"/>
             <w:tcBorders>
               <w:top w:val="single" w:color="BFC9D6" w:sz="4"/>
               <w:left w:val="single" w:color="BFC9D6" w:sz="4"/>
@@ -16873,7 +16873,7 @@
         </w:tc>
         <w:tc>
           <w:tcPr>
-            <w:tcW w:type="dxa" w:w="831"/>
+            <w:tcW w:type="dxa" w:w="814"/>
             <w:tcBorders>
               <w:top w:val="single" w:color="BFC9D6" w:sz="4"/>
               <w:left w:val="single" w:color="BFC9D6" w:sz="4"/>
@@ -16909,7 +16909,7 @@
         </w:tc>
         <w:tc>
           <w:tcPr>
-            <w:tcW w:type="dxa" w:w="5130"/>
+            <w:tcW w:type="dxa" w:w="5398"/>
             <w:tcBorders>
               <w:top w:val="single" w:color="BFC9D6" w:sz="4"/>
               <w:left w:val="single" w:color="BFC9D6" w:sz="4"/>
@@ -16950,7 +16950,7 @@
         </w:trPr>
         <w:tc>
           <w:tcPr>
-            <w:tcW w:type="dxa" w:w="1410"/>
+            <w:tcW w:type="dxa" w:w="1210"/>
             <w:tcBorders>
               <w:top w:val="single" w:color="BFC9D6" w:sz="4"/>
               <w:left w:val="single" w:color="BFC9D6" w:sz="4"/>
@@ -16987,7 +16987,7 @@
         </w:tc>
         <w:tc>
           <w:tcPr>
-            <w:tcW w:type="dxa" w:w="831"/>
+            <w:tcW w:type="dxa" w:w="814"/>
             <w:tcBorders>
               <w:top w:val="single" w:color="BFC9D6" w:sz="4"/>
               <w:left w:val="single" w:color="BFC9D6" w:sz="4"/>
@@ -17024,7 +17024,7 @@
         </w:tc>
         <w:tc>
           <w:tcPr>
-            <w:tcW w:type="dxa" w:w="831"/>
+            <w:tcW w:type="dxa" w:w="814"/>
             <w:tcBorders>
               <w:top w:val="single" w:color="BFC9D6" w:sz="4"/>
               <w:left w:val="single" w:color="BFC9D6" w:sz="4"/>
@@ -17061,7 +17061,7 @@
         </w:tc>
         <w:tc>
           <w:tcPr>
-            <w:tcW w:type="dxa" w:w="831"/>
+            <w:tcW w:type="dxa" w:w="814"/>
             <w:tcBorders>
               <w:top w:val="single" w:color="BFC9D6" w:sz="4"/>
               <w:left w:val="single" w:color="BFC9D6" w:sz="4"/>
@@ -17098,7 +17098,7 @@
         </w:tc>
         <w:tc>
           <w:tcPr>
-            <w:tcW w:type="dxa" w:w="831"/>
+            <w:tcW w:type="dxa" w:w="814"/>
             <w:tcBorders>
               <w:top w:val="single" w:color="BFC9D6" w:sz="4"/>
               <w:left w:val="single" w:color="BFC9D6" w:sz="4"/>
@@ -17135,7 +17135,7 @@
         </w:tc>
         <w:tc>
           <w:tcPr>
-            <w:tcW w:type="dxa" w:w="5130"/>
+            <w:tcW w:type="dxa" w:w="5398"/>
             <w:tcBorders>
               <w:top w:val="single" w:color="BFC9D6" w:sz="4"/>
               <w:left w:val="single" w:color="BFC9D6" w:sz="4"/>
@@ -17177,7 +17177,7 @@
         </w:trPr>
         <w:tc>
           <w:tcPr>
-            <w:tcW w:type="dxa" w:w="1410"/>
+            <w:tcW w:type="dxa" w:w="1210"/>
             <w:tcBorders>
               <w:top w:val="single" w:color="BFC9D6" w:sz="4"/>
               <w:left w:val="single" w:color="BFC9D6" w:sz="4"/>
@@ -17213,7 +17213,7 @@
         </w:tc>
         <w:tc>
           <w:tcPr>
-            <w:tcW w:type="dxa" w:w="831"/>
+            <w:tcW w:type="dxa" w:w="814"/>
             <w:tcBorders>
               <w:top w:val="single" w:color="BFC9D6" w:sz="4"/>
               <w:left w:val="single" w:color="BFC9D6" w:sz="4"/>
@@ -17249,7 +17249,7 @@
         </w:tc>
         <w:tc>
           <w:tcPr>
-            <w:tcW w:type="dxa" w:w="831"/>
+            <w:tcW w:type="dxa" w:w="814"/>
             <w:tcBorders>
               <w:top w:val="single" w:color="BFC9D6" w:sz="4"/>
               <w:left w:val="single" w:color="BFC9D6" w:sz="4"/>
@@ -17285,7 +17285,7 @@
         </w:tc>
         <w:tc>
           <w:tcPr>
-            <w:tcW w:type="dxa" w:w="831"/>
+            <w:tcW w:type="dxa" w:w="814"/>
             <w:tcBorders>
               <w:top w:val="single" w:color="BFC9D6" w:sz="4"/>
               <w:left w:val="single" w:color="BFC9D6" w:sz="4"/>
@@ -17321,7 +17321,7 @@
         </w:tc>
         <w:tc>
           <w:tcPr>
-            <w:tcW w:type="dxa" w:w="831"/>
+            <w:tcW w:type="dxa" w:w="814"/>
             <w:tcBorders>
               <w:top w:val="single" w:color="BFC9D6" w:sz="4"/>
               <w:left w:val="single" w:color="BFC9D6" w:sz="4"/>
@@ -17357,7 +17357,7 @@
         </w:tc>
         <w:tc>
           <w:tcPr>
-            <w:tcW w:type="dxa" w:w="5130"/>
+            <w:tcW w:type="dxa" w:w="5398"/>
             <w:tcBorders>
               <w:top w:val="single" w:color="BFC9D6" w:sz="4"/>
               <w:left w:val="single" w:color="BFC9D6" w:sz="4"/>
@@ -17398,7 +17398,7 @@
         </w:trPr>
         <w:tc>
           <w:tcPr>
-            <w:tcW w:type="dxa" w:w="1410"/>
+            <w:tcW w:type="dxa" w:w="1210"/>
             <w:tcBorders>
               <w:top w:val="single" w:color="BFC9D6" w:sz="4"/>
               <w:left w:val="single" w:color="BFC9D6" w:sz="4"/>
@@ -17435,7 +17435,7 @@
         </w:tc>
         <w:tc>
           <w:tcPr>
-            <w:tcW w:type="dxa" w:w="831"/>
+            <w:tcW w:type="dxa" w:w="814"/>
             <w:tcBorders>
               <w:top w:val="single" w:color="BFC9D6" w:sz="4"/>
               <w:left w:val="single" w:color="BFC9D6" w:sz="4"/>
@@ -17472,7 +17472,7 @@
         </w:tc>
         <w:tc>
           <w:tcPr>
-            <w:tcW w:type="dxa" w:w="831"/>
+            <w:tcW w:type="dxa" w:w="814"/>
             <w:tcBorders>
               <w:top w:val="single" w:color="BFC9D6" w:sz="4"/>
               <w:left w:val="single" w:color="BFC9D6" w:sz="4"/>
@@ -17509,7 +17509,7 @@
         </w:tc>
         <w:tc>
           <w:tcPr>
-            <w:tcW w:type="dxa" w:w="831"/>
+            <w:tcW w:type="dxa" w:w="814"/>
             <w:tcBorders>
               <w:top w:val="single" w:color="BFC9D6" w:sz="4"/>
               <w:left w:val="single" w:color="BFC9D6" w:sz="4"/>
@@ -17546,7 +17546,7 @@
         </w:tc>
         <w:tc>
           <w:tcPr>
-            <w:tcW w:type="dxa" w:w="831"/>
+            <w:tcW w:type="dxa" w:w="814"/>
             <w:tcBorders>
               <w:top w:val="single" w:color="BFC9D6" w:sz="4"/>
               <w:left w:val="single" w:color="BFC9D6" w:sz="4"/>
@@ -17583,7 +17583,7 @@
         </w:tc>
         <w:tc>
           <w:tcPr>
-            <w:tcW w:type="dxa" w:w="5130"/>
+            <w:tcW w:type="dxa" w:w="5398"/>
             <w:tcBorders>
               <w:top w:val="single" w:color="BFC9D6" w:sz="4"/>
               <w:left w:val="single" w:color="BFC9D6" w:sz="4"/>
@@ -28883,14 +28883,23 @@
             </w:pPr>
             <w:r>
               <w:rPr>
-                <w:rFonts w:ascii="Arial" w:cs="Arial" w:eastAsia="Arial" w:hAnsi="Arial"/>
-                <w:b w:val="false"/>
-                <w:bCs w:val="false"/>
-                <w:sz w:val="18"/>
-                <w:szCs w:val="18"/>
-                <w:rtl/>
-              </w:rPr>
-              <w:t xml:space="preserve">دوران منفصلان. إن شغلهما شخص واحد يعتمد SEC أو SA ما يقترحه هذا الشخص تقنيًا، ويُسجَّل الاستثناء لغيره</w:t>
+                <w:rFonts w:ascii="Segoe UI Emoji" w:cs="Segoe UI Emoji" w:eastAsia="Segoe UI Emoji" w:hAnsi="Segoe UI Emoji"/>
+                <w:sz w:val="18"/>
+                <w:szCs w:val="18"/>
+                <w:rtl/>
+              </w:rPr>
+              <w:t xml:space="preserve">✅</w:t>
+            </w:r>
+            <w:r>
+              <w:rPr>
+                <w:rFonts w:ascii="Arial" w:cs="Arial" w:eastAsia="Arial" w:hAnsi="Arial"/>
+                <w:b w:val="false"/>
+                <w:bCs w:val="false"/>
+                <w:sz w:val="18"/>
+                <w:szCs w:val="18"/>
+                <w:rtl/>
+              </w:rPr>
+              <w:t xml:space="preserve"> معتمد من المالك (2026-10-12): دوران منفصلان. إن شغلهما شخص واحد يعتمد SEC أو SA ما يقترحه هذا الشخص تقنيًا، ويُسجَّل الاستثناء لغيره</w:t>
             </w:r>
           </w:p>
         </w:tc>
@@ -29071,14 +29080,23 @@
             </w:pPr>
             <w:r>
               <w:rPr>
-                <w:rFonts w:ascii="Arial" w:cs="Arial" w:eastAsia="Arial" w:hAnsi="Arial"/>
-                <w:b w:val="false"/>
-                <w:bCs w:val="false"/>
-                <w:sz w:val="18"/>
-                <w:szCs w:val="18"/>
-                <w:rtl/>
-              </w:rPr>
-              <w:t xml:space="preserve">ثلاثة أعمدة في §14 لكل مواصفة وتعديل tools/gen_indexes.py (§7.1)</w:t>
+                <w:rFonts w:ascii="Segoe UI Emoji" w:cs="Segoe UI Emoji" w:eastAsia="Segoe UI Emoji" w:hAnsi="Segoe UI Emoji"/>
+                <w:sz w:val="18"/>
+                <w:szCs w:val="18"/>
+                <w:rtl/>
+              </w:rPr>
+              <w:t xml:space="preserve">✅</w:t>
+            </w:r>
+            <w:r>
+              <w:rPr>
+                <w:rFonts w:ascii="Arial" w:cs="Arial" w:eastAsia="Arial" w:hAnsi="Arial"/>
+                <w:b w:val="false"/>
+                <w:bCs w:val="false"/>
+                <w:sz w:val="18"/>
+                <w:szCs w:val="18"/>
+                <w:rtl/>
+              </w:rPr>
+              <w:t xml:space="preserve"> معتمد من المالك (2026-10-12): ثلاثة أعمدة في §14 لكل مواصفة وتعديل tools/gen_indexes.py (§7.1)</w:t>
             </w:r>
           </w:p>
         </w:tc>
@@ -29446,14 +29464,23 @@
             </w:pPr>
             <w:r>
               <w:rPr>
-                <w:rFonts w:ascii="Arial" w:cs="Arial" w:eastAsia="Arial" w:hAnsi="Arial"/>
-                <w:b w:val="false"/>
-                <w:bCs w:val="false"/>
-                <w:sz w:val="18"/>
-                <w:szCs w:val="18"/>
-                <w:rtl/>
-              </w:rPr>
-              <w:t xml:space="preserve">مراجعة أسبوعية يقودها PM، والمتأخر عن بدء شريحته يُصعَّد إلى OWN</w:t>
+                <w:rFonts w:ascii="Segoe UI Emoji" w:cs="Segoe UI Emoji" w:eastAsia="Segoe UI Emoji" w:hAnsi="Segoe UI Emoji"/>
+                <w:sz w:val="18"/>
+                <w:szCs w:val="18"/>
+                <w:rtl/>
+              </w:rPr>
+              <w:t xml:space="preserve">✅</w:t>
+            </w:r>
+            <w:r>
+              <w:rPr>
+                <w:rFonts w:ascii="Arial" w:cs="Arial" w:eastAsia="Arial" w:hAnsi="Arial"/>
+                <w:b w:val="false"/>
+                <w:bCs w:val="false"/>
+                <w:sz w:val="18"/>
+                <w:szCs w:val="18"/>
+                <w:rtl/>
+              </w:rPr>
+              <w:t xml:space="preserve"> معتمد من المالك (2026-10-12): مراجعة أسبوعية يقودها PM، والمتأخر عن بدء شريحته يُصعَّد إلى OWN</w:t>
             </w:r>
           </w:p>
         </w:tc>

--- a/treasury-platform/docs/30-readiness/word/DOC-B09-raci-and-decision-ownership.docx
+++ b/treasury-platform/docs/30-readiness/word/DOC-B09-raci-and-decision-ownership.docx
@@ -5688,14 +5688,47 @@
             </w:pPr>
             <w:r>
               <w:rPr>
-                <w:rFonts w:ascii="Arial" w:cs="Arial" w:eastAsia="Arial" w:hAnsi="Arial"/>
-                <w:b w:val="false"/>
-                <w:bCs w:val="false"/>
-                <w:sz w:val="18"/>
-                <w:szCs w:val="18"/>
-                <w:rtl/>
-              </w:rPr>
-              <w:t xml:space="preserve">مفتوح (O-15 في 20-database-design، :543)</w:t>
+                <w:rFonts w:ascii="Segoe UI Emoji" w:cs="Segoe UI Emoji" w:eastAsia="Segoe UI Emoji" w:hAnsi="Segoe UI Emoji"/>
+                <w:sz w:val="18"/>
+                <w:szCs w:val="18"/>
+                <w:rtl/>
+              </w:rPr>
+              <w:t xml:space="preserve">✅</w:t>
+            </w:r>
+            <w:r>
+              <w:rPr>
+                <w:rFonts w:ascii="Arial" w:cs="Arial" w:eastAsia="Arial" w:hAnsi="Arial"/>
+                <w:b w:val="false"/>
+                <w:bCs w:val="false"/>
+                <w:sz w:val="18"/>
+                <w:szCs w:val="18"/>
+                <w:rtl/>
+              </w:rPr>
+              <w:t xml:space="preserve"> مغلق: اعتمده المالك 2026-10-13 (O-15، </w:t>
+            </w:r>
+            <w:r>
+              <w:rPr>
+                <w:rFonts w:ascii="Courier New" w:cs="Courier New" w:eastAsia="Courier New" w:hAnsi="Courier New"/>
+                <w:b w:val="false"/>
+                <w:bCs w:val="false"/>
+                <w:color w:val="1F2937"/>
+                <w:sz w:val="16"/>
+                <w:szCs w:val="16"/>
+                <w:shd w:fill="F1F3F5" w:color="auto" w:val="clear"/>
+                <w:rtl/>
+              </w:rPr>
+              <w:t xml:space="preserve">‎docs/32-review-findings-decisions.md‎</w:t>
+            </w:r>
+            <w:r>
+              <w:rPr>
+                <w:rFonts w:ascii="Arial" w:cs="Arial" w:eastAsia="Arial" w:hAnsi="Arial"/>
+                <w:b w:val="false"/>
+                <w:bCs w:val="false"/>
+                <w:sz w:val="18"/>
+                <w:szCs w:val="18"/>
+                <w:rtl/>
+              </w:rPr>
+              <w:t xml:space="preserve">، ADR 0011)</w:t>
             </w:r>
           </w:p>
         </w:tc>
@@ -17677,11 +17710,11 @@
         </w:tblBorders>
       </w:tblPr>
       <w:tblGrid>
-        <w:gridCol w:w="1041"/>
-        <w:gridCol w:w="897"/>
-        <w:gridCol w:w="897"/>
-        <w:gridCol w:w="1691"/>
-        <w:gridCol w:w="5338"/>
+        <w:gridCol w:w="1024"/>
+        <w:gridCol w:w="896"/>
+        <w:gridCol w:w="896"/>
+        <w:gridCol w:w="1665"/>
+        <w:gridCol w:w="5383"/>
       </w:tblGrid>
       <w:tr>
         <w:trPr>
@@ -17690,7 +17723,7 @@
         </w:trPr>
         <w:tc>
           <w:tcPr>
-            <w:tcW w:type="dxa" w:w="1041"/>
+            <w:tcW w:type="dxa" w:w="1024"/>
             <w:tcBorders>
               <w:top w:val="single" w:color="BFC9D6" w:sz="4"/>
               <w:left w:val="single" w:color="BFC9D6" w:sz="4"/>
@@ -17728,7 +17761,7 @@
         </w:tc>
         <w:tc>
           <w:tcPr>
-            <w:tcW w:type="dxa" w:w="897"/>
+            <w:tcW w:type="dxa" w:w="896"/>
             <w:tcBorders>
               <w:top w:val="single" w:color="BFC9D6" w:sz="4"/>
               <w:left w:val="single" w:color="BFC9D6" w:sz="4"/>
@@ -17766,7 +17799,7 @@
         </w:tc>
         <w:tc>
           <w:tcPr>
-            <w:tcW w:type="dxa" w:w="897"/>
+            <w:tcW w:type="dxa" w:w="896"/>
             <w:tcBorders>
               <w:top w:val="single" w:color="BFC9D6" w:sz="4"/>
               <w:left w:val="single" w:color="BFC9D6" w:sz="4"/>
@@ -17804,7 +17837,7 @@
         </w:tc>
         <w:tc>
           <w:tcPr>
-            <w:tcW w:type="dxa" w:w="1691"/>
+            <w:tcW w:type="dxa" w:w="1665"/>
             <w:tcBorders>
               <w:top w:val="single" w:color="BFC9D6" w:sz="4"/>
               <w:left w:val="single" w:color="BFC9D6" w:sz="4"/>
@@ -17842,7 +17875,7 @@
         </w:tc>
         <w:tc>
           <w:tcPr>
-            <w:tcW w:type="dxa" w:w="5338"/>
+            <w:tcW w:type="dxa" w:w="5383"/>
             <w:tcBorders>
               <w:top w:val="single" w:color="BFC9D6" w:sz="4"/>
               <w:left w:val="single" w:color="BFC9D6" w:sz="4"/>
@@ -17885,7 +17918,7 @@
         </w:trPr>
         <w:tc>
           <w:tcPr>
-            <w:tcW w:type="dxa" w:w="1041"/>
+            <w:tcW w:type="dxa" w:w="1024"/>
             <w:tcBorders>
               <w:top w:val="single" w:color="BFC9D6" w:sz="4"/>
               <w:left w:val="single" w:color="BFC9D6" w:sz="4"/>
@@ -17921,7 +17954,7 @@
         </w:tc>
         <w:tc>
           <w:tcPr>
-            <w:tcW w:type="dxa" w:w="897"/>
+            <w:tcW w:type="dxa" w:w="896"/>
             <w:tcBorders>
               <w:top w:val="single" w:color="BFC9D6" w:sz="4"/>
               <w:left w:val="single" w:color="BFC9D6" w:sz="4"/>
@@ -17957,7 +17990,7 @@
         </w:tc>
         <w:tc>
           <w:tcPr>
-            <w:tcW w:type="dxa" w:w="897"/>
+            <w:tcW w:type="dxa" w:w="896"/>
             <w:tcBorders>
               <w:top w:val="single" w:color="BFC9D6" w:sz="4"/>
               <w:left w:val="single" w:color="BFC9D6" w:sz="4"/>
@@ -17993,7 +18026,7 @@
         </w:tc>
         <w:tc>
           <w:tcPr>
-            <w:tcW w:type="dxa" w:w="1691"/>
+            <w:tcW w:type="dxa" w:w="1665"/>
             <w:tcBorders>
               <w:top w:val="single" w:color="BFC9D6" w:sz="4"/>
               <w:left w:val="single" w:color="BFC9D6" w:sz="4"/>
@@ -18029,7 +18062,7 @@
         </w:tc>
         <w:tc>
           <w:tcPr>
-            <w:tcW w:type="dxa" w:w="5338"/>
+            <w:tcW w:type="dxa" w:w="5383"/>
             <w:tcBorders>
               <w:top w:val="single" w:color="BFC9D6" w:sz="4"/>
               <w:left w:val="single" w:color="BFC9D6" w:sz="4"/>
@@ -18070,7 +18103,7 @@
         </w:trPr>
         <w:tc>
           <w:tcPr>
-            <w:tcW w:type="dxa" w:w="1041"/>
+            <w:tcW w:type="dxa" w:w="1024"/>
             <w:tcBorders>
               <w:top w:val="single" w:color="BFC9D6" w:sz="4"/>
               <w:left w:val="single" w:color="BFC9D6" w:sz="4"/>
@@ -18107,7 +18140,7 @@
         </w:tc>
         <w:tc>
           <w:tcPr>
-            <w:tcW w:type="dxa" w:w="897"/>
+            <w:tcW w:type="dxa" w:w="896"/>
             <w:tcBorders>
               <w:top w:val="single" w:color="BFC9D6" w:sz="4"/>
               <w:left w:val="single" w:color="BFC9D6" w:sz="4"/>
@@ -18144,7 +18177,7 @@
         </w:tc>
         <w:tc>
           <w:tcPr>
-            <w:tcW w:type="dxa" w:w="897"/>
+            <w:tcW w:type="dxa" w:w="896"/>
             <w:tcBorders>
               <w:top w:val="single" w:color="BFC9D6" w:sz="4"/>
               <w:left w:val="single" w:color="BFC9D6" w:sz="4"/>
@@ -18181,7 +18214,7 @@
         </w:tc>
         <w:tc>
           <w:tcPr>
-            <w:tcW w:type="dxa" w:w="1691"/>
+            <w:tcW w:type="dxa" w:w="1665"/>
             <w:tcBorders>
               <w:top w:val="single" w:color="BFC9D6" w:sz="4"/>
               <w:left w:val="single" w:color="BFC9D6" w:sz="4"/>
@@ -18218,7 +18251,7 @@
         </w:tc>
         <w:tc>
           <w:tcPr>
-            <w:tcW w:type="dxa" w:w="5338"/>
+            <w:tcW w:type="dxa" w:w="5383"/>
             <w:tcBorders>
               <w:top w:val="single" w:color="BFC9D6" w:sz="4"/>
               <w:left w:val="single" w:color="BFC9D6" w:sz="4"/>
@@ -18260,7 +18293,7 @@
         </w:trPr>
         <w:tc>
           <w:tcPr>
-            <w:tcW w:type="dxa" w:w="1041"/>
+            <w:tcW w:type="dxa" w:w="1024"/>
             <w:tcBorders>
               <w:top w:val="single" w:color="BFC9D6" w:sz="4"/>
               <w:left w:val="single" w:color="BFC9D6" w:sz="4"/>
@@ -18296,7 +18329,7 @@
         </w:tc>
         <w:tc>
           <w:tcPr>
-            <w:tcW w:type="dxa" w:w="897"/>
+            <w:tcW w:type="dxa" w:w="896"/>
             <w:tcBorders>
               <w:top w:val="single" w:color="BFC9D6" w:sz="4"/>
               <w:left w:val="single" w:color="BFC9D6" w:sz="4"/>
@@ -18332,7 +18365,7 @@
         </w:tc>
         <w:tc>
           <w:tcPr>
-            <w:tcW w:type="dxa" w:w="897"/>
+            <w:tcW w:type="dxa" w:w="896"/>
             <w:tcBorders>
               <w:top w:val="single" w:color="BFC9D6" w:sz="4"/>
               <w:left w:val="single" w:color="BFC9D6" w:sz="4"/>
@@ -18368,7 +18401,7 @@
         </w:tc>
         <w:tc>
           <w:tcPr>
-            <w:tcW w:type="dxa" w:w="1691"/>
+            <w:tcW w:type="dxa" w:w="1665"/>
             <w:tcBorders>
               <w:top w:val="single" w:color="BFC9D6" w:sz="4"/>
               <w:left w:val="single" w:color="BFC9D6" w:sz="4"/>
@@ -18404,7 +18437,7 @@
         </w:tc>
         <w:tc>
           <w:tcPr>
-            <w:tcW w:type="dxa" w:w="5338"/>
+            <w:tcW w:type="dxa" w:w="5383"/>
             <w:tcBorders>
               <w:top w:val="single" w:color="BFC9D6" w:sz="4"/>
               <w:left w:val="single" w:color="BFC9D6" w:sz="4"/>
@@ -18445,7 +18478,7 @@
         </w:trPr>
         <w:tc>
           <w:tcPr>
-            <w:tcW w:type="dxa" w:w="1041"/>
+            <w:tcW w:type="dxa" w:w="1024"/>
             <w:tcBorders>
               <w:top w:val="single" w:color="BFC9D6" w:sz="4"/>
               <w:left w:val="single" w:color="BFC9D6" w:sz="4"/>
@@ -18482,7 +18515,7 @@
         </w:tc>
         <w:tc>
           <w:tcPr>
-            <w:tcW w:type="dxa" w:w="897"/>
+            <w:tcW w:type="dxa" w:w="896"/>
             <w:tcBorders>
               <w:top w:val="single" w:color="BFC9D6" w:sz="4"/>
               <w:left w:val="single" w:color="BFC9D6" w:sz="4"/>
@@ -18519,7 +18552,7 @@
         </w:tc>
         <w:tc>
           <w:tcPr>
-            <w:tcW w:type="dxa" w:w="897"/>
+            <w:tcW w:type="dxa" w:w="896"/>
             <w:tcBorders>
               <w:top w:val="single" w:color="BFC9D6" w:sz="4"/>
               <w:left w:val="single" w:color="BFC9D6" w:sz="4"/>
@@ -18556,7 +18589,7 @@
         </w:tc>
         <w:tc>
           <w:tcPr>
-            <w:tcW w:type="dxa" w:w="1691"/>
+            <w:tcW w:type="dxa" w:w="1665"/>
             <w:tcBorders>
               <w:top w:val="single" w:color="BFC9D6" w:sz="4"/>
               <w:left w:val="single" w:color="BFC9D6" w:sz="4"/>
@@ -18593,7 +18626,7 @@
         </w:tc>
         <w:tc>
           <w:tcPr>
-            <w:tcW w:type="dxa" w:w="5338"/>
+            <w:tcW w:type="dxa" w:w="5383"/>
             <w:tcBorders>
               <w:top w:val="single" w:color="BFC9D6" w:sz="4"/>
               <w:left w:val="single" w:color="BFC9D6" w:sz="4"/>
@@ -18635,7 +18668,7 @@
         </w:trPr>
         <w:tc>
           <w:tcPr>
-            <w:tcW w:type="dxa" w:w="1041"/>
+            <w:tcW w:type="dxa" w:w="1024"/>
             <w:tcBorders>
               <w:top w:val="single" w:color="BFC9D6" w:sz="4"/>
               <w:left w:val="single" w:color="BFC9D6" w:sz="4"/>
@@ -18671,7 +18704,7 @@
         </w:tc>
         <w:tc>
           <w:tcPr>
-            <w:tcW w:type="dxa" w:w="897"/>
+            <w:tcW w:type="dxa" w:w="896"/>
             <w:tcBorders>
               <w:top w:val="single" w:color="BFC9D6" w:sz="4"/>
               <w:left w:val="single" w:color="BFC9D6" w:sz="4"/>
@@ -18707,7 +18740,7 @@
         </w:tc>
         <w:tc>
           <w:tcPr>
-            <w:tcW w:type="dxa" w:w="897"/>
+            <w:tcW w:type="dxa" w:w="896"/>
             <w:tcBorders>
               <w:top w:val="single" w:color="BFC9D6" w:sz="4"/>
               <w:left w:val="single" w:color="BFC9D6" w:sz="4"/>
@@ -18743,7 +18776,7 @@
         </w:tc>
         <w:tc>
           <w:tcPr>
-            <w:tcW w:type="dxa" w:w="1691"/>
+            <w:tcW w:type="dxa" w:w="1665"/>
             <w:tcBorders>
               <w:top w:val="single" w:color="BFC9D6" w:sz="4"/>
               <w:left w:val="single" w:color="BFC9D6" w:sz="4"/>
@@ -18779,7 +18812,7 @@
         </w:tc>
         <w:tc>
           <w:tcPr>
-            <w:tcW w:type="dxa" w:w="5338"/>
+            <w:tcW w:type="dxa" w:w="5383"/>
             <w:tcBorders>
               <w:top w:val="single" w:color="BFC9D6" w:sz="4"/>
               <w:left w:val="single" w:color="BFC9D6" w:sz="4"/>
@@ -18820,7 +18853,7 @@
         </w:trPr>
         <w:tc>
           <w:tcPr>
-            <w:tcW w:type="dxa" w:w="1041"/>
+            <w:tcW w:type="dxa" w:w="1024"/>
             <w:tcBorders>
               <w:top w:val="single" w:color="BFC9D6" w:sz="4"/>
               <w:left w:val="single" w:color="BFC9D6" w:sz="4"/>
@@ -18857,7 +18890,7 @@
         </w:tc>
         <w:tc>
           <w:tcPr>
-            <w:tcW w:type="dxa" w:w="897"/>
+            <w:tcW w:type="dxa" w:w="896"/>
             <w:tcBorders>
               <w:top w:val="single" w:color="BFC9D6" w:sz="4"/>
               <w:left w:val="single" w:color="BFC9D6" w:sz="4"/>
@@ -18894,7 +18927,7 @@
         </w:tc>
         <w:tc>
           <w:tcPr>
-            <w:tcW w:type="dxa" w:w="897"/>
+            <w:tcW w:type="dxa" w:w="896"/>
             <w:tcBorders>
               <w:top w:val="single" w:color="BFC9D6" w:sz="4"/>
               <w:left w:val="single" w:color="BFC9D6" w:sz="4"/>
@@ -18931,7 +18964,7 @@
         </w:tc>
         <w:tc>
           <w:tcPr>
-            <w:tcW w:type="dxa" w:w="1691"/>
+            <w:tcW w:type="dxa" w:w="1665"/>
             <w:tcBorders>
               <w:top w:val="single" w:color="BFC9D6" w:sz="4"/>
               <w:left w:val="single" w:color="BFC9D6" w:sz="4"/>
@@ -18968,7 +19001,7 @@
         </w:tc>
         <w:tc>
           <w:tcPr>
-            <w:tcW w:type="dxa" w:w="5338"/>
+            <w:tcW w:type="dxa" w:w="5383"/>
             <w:tcBorders>
               <w:top w:val="single" w:color="BFC9D6" w:sz="4"/>
               <w:left w:val="single" w:color="BFC9D6" w:sz="4"/>
@@ -19010,7 +19043,7 @@
         </w:trPr>
         <w:tc>
           <w:tcPr>
-            <w:tcW w:type="dxa" w:w="1041"/>
+            <w:tcW w:type="dxa" w:w="1024"/>
             <w:tcBorders>
               <w:top w:val="single" w:color="BFC9D6" w:sz="4"/>
               <w:left w:val="single" w:color="BFC9D6" w:sz="4"/>
@@ -19046,7 +19079,7 @@
         </w:tc>
         <w:tc>
           <w:tcPr>
-            <w:tcW w:type="dxa" w:w="897"/>
+            <w:tcW w:type="dxa" w:w="896"/>
             <w:tcBorders>
               <w:top w:val="single" w:color="BFC9D6" w:sz="4"/>
               <w:left w:val="single" w:color="BFC9D6" w:sz="4"/>
@@ -19082,7 +19115,7 @@
         </w:tc>
         <w:tc>
           <w:tcPr>
-            <w:tcW w:type="dxa" w:w="897"/>
+            <w:tcW w:type="dxa" w:w="896"/>
             <w:tcBorders>
               <w:top w:val="single" w:color="BFC9D6" w:sz="4"/>
               <w:left w:val="single" w:color="BFC9D6" w:sz="4"/>
@@ -19118,7 +19151,7 @@
         </w:tc>
         <w:tc>
           <w:tcPr>
-            <w:tcW w:type="dxa" w:w="1691"/>
+            <w:tcW w:type="dxa" w:w="1665"/>
             <w:tcBorders>
               <w:top w:val="single" w:color="BFC9D6" w:sz="4"/>
               <w:left w:val="single" w:color="BFC9D6" w:sz="4"/>
@@ -19154,7 +19187,7 @@
         </w:tc>
         <w:tc>
           <w:tcPr>
-            <w:tcW w:type="dxa" w:w="5338"/>
+            <w:tcW w:type="dxa" w:w="5383"/>
             <w:tcBorders>
               <w:top w:val="single" w:color="BFC9D6" w:sz="4"/>
               <w:left w:val="single" w:color="BFC9D6" w:sz="4"/>
@@ -19195,7 +19228,7 @@
         </w:trPr>
         <w:tc>
           <w:tcPr>
-            <w:tcW w:type="dxa" w:w="1041"/>
+            <w:tcW w:type="dxa" w:w="1024"/>
             <w:tcBorders>
               <w:top w:val="single" w:color="BFC9D6" w:sz="4"/>
               <w:left w:val="single" w:color="BFC9D6" w:sz="4"/>
@@ -19232,7 +19265,7 @@
         </w:tc>
         <w:tc>
           <w:tcPr>
-            <w:tcW w:type="dxa" w:w="897"/>
+            <w:tcW w:type="dxa" w:w="896"/>
             <w:tcBorders>
               <w:top w:val="single" w:color="BFC9D6" w:sz="4"/>
               <w:left w:val="single" w:color="BFC9D6" w:sz="4"/>
@@ -19269,7 +19302,7 @@
         </w:tc>
         <w:tc>
           <w:tcPr>
-            <w:tcW w:type="dxa" w:w="897"/>
+            <w:tcW w:type="dxa" w:w="896"/>
             <w:tcBorders>
               <w:top w:val="single" w:color="BFC9D6" w:sz="4"/>
               <w:left w:val="single" w:color="BFC9D6" w:sz="4"/>
@@ -19306,7 +19339,7 @@
         </w:tc>
         <w:tc>
           <w:tcPr>
-            <w:tcW w:type="dxa" w:w="1691"/>
+            <w:tcW w:type="dxa" w:w="1665"/>
             <w:tcBorders>
               <w:top w:val="single" w:color="BFC9D6" w:sz="4"/>
               <w:left w:val="single" w:color="BFC9D6" w:sz="4"/>
@@ -19343,7 +19376,7 @@
         </w:tc>
         <w:tc>
           <w:tcPr>
-            <w:tcW w:type="dxa" w:w="5338"/>
+            <w:tcW w:type="dxa" w:w="5383"/>
             <w:tcBorders>
               <w:top w:val="single" w:color="BFC9D6" w:sz="4"/>
               <w:left w:val="single" w:color="BFC9D6" w:sz="4"/>
@@ -19385,7 +19418,7 @@
         </w:trPr>
         <w:tc>
           <w:tcPr>
-            <w:tcW w:type="dxa" w:w="1041"/>
+            <w:tcW w:type="dxa" w:w="1024"/>
             <w:tcBorders>
               <w:top w:val="single" w:color="BFC9D6" w:sz="4"/>
               <w:left w:val="single" w:color="BFC9D6" w:sz="4"/>
@@ -19421,7 +19454,7 @@
         </w:tc>
         <w:tc>
           <w:tcPr>
-            <w:tcW w:type="dxa" w:w="897"/>
+            <w:tcW w:type="dxa" w:w="896"/>
             <w:tcBorders>
               <w:top w:val="single" w:color="BFC9D6" w:sz="4"/>
               <w:left w:val="single" w:color="BFC9D6" w:sz="4"/>
@@ -19457,7 +19490,7 @@
         </w:tc>
         <w:tc>
           <w:tcPr>
-            <w:tcW w:type="dxa" w:w="897"/>
+            <w:tcW w:type="dxa" w:w="896"/>
             <w:tcBorders>
               <w:top w:val="single" w:color="BFC9D6" w:sz="4"/>
               <w:left w:val="single" w:color="BFC9D6" w:sz="4"/>
@@ -19493,7 +19526,7 @@
         </w:tc>
         <w:tc>
           <w:tcPr>
-            <w:tcW w:type="dxa" w:w="1691"/>
+            <w:tcW w:type="dxa" w:w="1665"/>
             <w:tcBorders>
               <w:top w:val="single" w:color="BFC9D6" w:sz="4"/>
               <w:left w:val="single" w:color="BFC9D6" w:sz="4"/>
@@ -19529,7 +19562,7 @@
         </w:tc>
         <w:tc>
           <w:tcPr>
-            <w:tcW w:type="dxa" w:w="5338"/>
+            <w:tcW w:type="dxa" w:w="5383"/>
             <w:tcBorders>
               <w:top w:val="single" w:color="BFC9D6" w:sz="4"/>
               <w:left w:val="single" w:color="BFC9D6" w:sz="4"/>
@@ -19570,7 +19603,7 @@
         </w:trPr>
         <w:tc>
           <w:tcPr>
-            <w:tcW w:type="dxa" w:w="1041"/>
+            <w:tcW w:type="dxa" w:w="1024"/>
             <w:tcBorders>
               <w:top w:val="single" w:color="BFC9D6" w:sz="4"/>
               <w:left w:val="single" w:color="BFC9D6" w:sz="4"/>
@@ -19607,7 +19640,7 @@
         </w:tc>
         <w:tc>
           <w:tcPr>
-            <w:tcW w:type="dxa" w:w="897"/>
+            <w:tcW w:type="dxa" w:w="896"/>
             <w:tcBorders>
               <w:top w:val="single" w:color="BFC9D6" w:sz="4"/>
               <w:left w:val="single" w:color="BFC9D6" w:sz="4"/>
@@ -19644,7 +19677,7 @@
         </w:tc>
         <w:tc>
           <w:tcPr>
-            <w:tcW w:type="dxa" w:w="897"/>
+            <w:tcW w:type="dxa" w:w="896"/>
             <w:tcBorders>
               <w:top w:val="single" w:color="BFC9D6" w:sz="4"/>
               <w:left w:val="single" w:color="BFC9D6" w:sz="4"/>
@@ -19681,7 +19714,7 @@
         </w:tc>
         <w:tc>
           <w:tcPr>
-            <w:tcW w:type="dxa" w:w="1691"/>
+            <w:tcW w:type="dxa" w:w="1665"/>
             <w:tcBorders>
               <w:top w:val="single" w:color="BFC9D6" w:sz="4"/>
               <w:left w:val="single" w:color="BFC9D6" w:sz="4"/>
@@ -19718,7 +19751,7 @@
         </w:tc>
         <w:tc>
           <w:tcPr>
-            <w:tcW w:type="dxa" w:w="5338"/>
+            <w:tcW w:type="dxa" w:w="5383"/>
             <w:tcBorders>
               <w:top w:val="single" w:color="BFC9D6" w:sz="4"/>
               <w:left w:val="single" w:color="BFC9D6" w:sz="4"/>
@@ -19760,7 +19793,7 @@
         </w:trPr>
         <w:tc>
           <w:tcPr>
-            <w:tcW w:type="dxa" w:w="1041"/>
+            <w:tcW w:type="dxa" w:w="1024"/>
             <w:tcBorders>
               <w:top w:val="single" w:color="BFC9D6" w:sz="4"/>
               <w:left w:val="single" w:color="BFC9D6" w:sz="4"/>
@@ -19796,7 +19829,7 @@
         </w:tc>
         <w:tc>
           <w:tcPr>
-            <w:tcW w:type="dxa" w:w="897"/>
+            <w:tcW w:type="dxa" w:w="896"/>
             <w:tcBorders>
               <w:top w:val="single" w:color="BFC9D6" w:sz="4"/>
               <w:left w:val="single" w:color="BFC9D6" w:sz="4"/>
@@ -19832,7 +19865,7 @@
         </w:tc>
         <w:tc>
           <w:tcPr>
-            <w:tcW w:type="dxa" w:w="897"/>
+            <w:tcW w:type="dxa" w:w="896"/>
             <w:tcBorders>
               <w:top w:val="single" w:color="BFC9D6" w:sz="4"/>
               <w:left w:val="single" w:color="BFC9D6" w:sz="4"/>
@@ -19868,7 +19901,7 @@
         </w:tc>
         <w:tc>
           <w:tcPr>
-            <w:tcW w:type="dxa" w:w="1691"/>
+            <w:tcW w:type="dxa" w:w="1665"/>
             <w:tcBorders>
               <w:top w:val="single" w:color="BFC9D6" w:sz="4"/>
               <w:left w:val="single" w:color="BFC9D6" w:sz="4"/>
@@ -19904,7 +19937,7 @@
         </w:tc>
         <w:tc>
           <w:tcPr>
-            <w:tcW w:type="dxa" w:w="5338"/>
+            <w:tcW w:type="dxa" w:w="5383"/>
             <w:tcBorders>
               <w:top w:val="single" w:color="BFC9D6" w:sz="4"/>
               <w:left w:val="single" w:color="BFC9D6" w:sz="4"/>
@@ -19945,7 +19978,7 @@
         </w:trPr>
         <w:tc>
           <w:tcPr>
-            <w:tcW w:type="dxa" w:w="1041"/>
+            <w:tcW w:type="dxa" w:w="1024"/>
             <w:tcBorders>
               <w:top w:val="single" w:color="BFC9D6" w:sz="4"/>
               <w:left w:val="single" w:color="BFC9D6" w:sz="4"/>
@@ -19982,7 +20015,7 @@
         </w:tc>
         <w:tc>
           <w:tcPr>
-            <w:tcW w:type="dxa" w:w="897"/>
+            <w:tcW w:type="dxa" w:w="896"/>
             <w:tcBorders>
               <w:top w:val="single" w:color="BFC9D6" w:sz="4"/>
               <w:left w:val="single" w:color="BFC9D6" w:sz="4"/>
@@ -20019,7 +20052,7 @@
         </w:tc>
         <w:tc>
           <w:tcPr>
-            <w:tcW w:type="dxa" w:w="897"/>
+            <w:tcW w:type="dxa" w:w="896"/>
             <w:tcBorders>
               <w:top w:val="single" w:color="BFC9D6" w:sz="4"/>
               <w:left w:val="single" w:color="BFC9D6" w:sz="4"/>
@@ -20056,7 +20089,7 @@
         </w:tc>
         <w:tc>
           <w:tcPr>
-            <w:tcW w:type="dxa" w:w="1691"/>
+            <w:tcW w:type="dxa" w:w="1665"/>
             <w:tcBorders>
               <w:top w:val="single" w:color="BFC9D6" w:sz="4"/>
               <w:left w:val="single" w:color="BFC9D6" w:sz="4"/>
@@ -20093,7 +20126,7 @@
         </w:tc>
         <w:tc>
           <w:tcPr>
-            <w:tcW w:type="dxa" w:w="5338"/>
+            <w:tcW w:type="dxa" w:w="5383"/>
             <w:tcBorders>
               <w:top w:val="single" w:color="BFC9D6" w:sz="4"/>
               <w:left w:val="single" w:color="BFC9D6" w:sz="4"/>
@@ -20135,7 +20168,7 @@
         </w:trPr>
         <w:tc>
           <w:tcPr>
-            <w:tcW w:type="dxa" w:w="1041"/>
+            <w:tcW w:type="dxa" w:w="1024"/>
             <w:tcBorders>
               <w:top w:val="single" w:color="BFC9D6" w:sz="4"/>
               <w:left w:val="single" w:color="BFC9D6" w:sz="4"/>
@@ -20171,7 +20204,7 @@
         </w:tc>
         <w:tc>
           <w:tcPr>
-            <w:tcW w:type="dxa" w:w="897"/>
+            <w:tcW w:type="dxa" w:w="896"/>
             <w:tcBorders>
               <w:top w:val="single" w:color="BFC9D6" w:sz="4"/>
               <w:left w:val="single" w:color="BFC9D6" w:sz="4"/>
@@ -20207,7 +20240,7 @@
         </w:tc>
         <w:tc>
           <w:tcPr>
-            <w:tcW w:type="dxa" w:w="897"/>
+            <w:tcW w:type="dxa" w:w="896"/>
             <w:tcBorders>
               <w:top w:val="single" w:color="BFC9D6" w:sz="4"/>
               <w:left w:val="single" w:color="BFC9D6" w:sz="4"/>
@@ -20243,7 +20276,7 @@
         </w:tc>
         <w:tc>
           <w:tcPr>
-            <w:tcW w:type="dxa" w:w="1691"/>
+            <w:tcW w:type="dxa" w:w="1665"/>
             <w:tcBorders>
               <w:top w:val="single" w:color="BFC9D6" w:sz="4"/>
               <w:left w:val="single" w:color="BFC9D6" w:sz="4"/>
@@ -20279,7 +20312,7 @@
         </w:tc>
         <w:tc>
           <w:tcPr>
-            <w:tcW w:type="dxa" w:w="5338"/>
+            <w:tcW w:type="dxa" w:w="5383"/>
             <w:tcBorders>
               <w:top w:val="single" w:color="BFC9D6" w:sz="4"/>
               <w:left w:val="single" w:color="BFC9D6" w:sz="4"/>
@@ -20320,7 +20353,7 @@
         </w:trPr>
         <w:tc>
           <w:tcPr>
-            <w:tcW w:type="dxa" w:w="1041"/>
+            <w:tcW w:type="dxa" w:w="1024"/>
             <w:tcBorders>
               <w:top w:val="single" w:color="BFC9D6" w:sz="4"/>
               <w:left w:val="single" w:color="BFC9D6" w:sz="4"/>
@@ -20357,7 +20390,7 @@
         </w:tc>
         <w:tc>
           <w:tcPr>
-            <w:tcW w:type="dxa" w:w="897"/>
+            <w:tcW w:type="dxa" w:w="896"/>
             <w:tcBorders>
               <w:top w:val="single" w:color="BFC9D6" w:sz="4"/>
               <w:left w:val="single" w:color="BFC9D6" w:sz="4"/>
@@ -20394,7 +20427,7 @@
         </w:tc>
         <w:tc>
           <w:tcPr>
-            <w:tcW w:type="dxa" w:w="897"/>
+            <w:tcW w:type="dxa" w:w="896"/>
             <w:tcBorders>
               <w:top w:val="single" w:color="BFC9D6" w:sz="4"/>
               <w:left w:val="single" w:color="BFC9D6" w:sz="4"/>
@@ -20431,7 +20464,7 @@
         </w:tc>
         <w:tc>
           <w:tcPr>
-            <w:tcW w:type="dxa" w:w="1691"/>
+            <w:tcW w:type="dxa" w:w="1665"/>
             <w:tcBorders>
               <w:top w:val="single" w:color="BFC9D6" w:sz="4"/>
               <w:left w:val="single" w:color="BFC9D6" w:sz="4"/>
@@ -20468,7 +20501,7 @@
         </w:tc>
         <w:tc>
           <w:tcPr>
-            <w:tcW w:type="dxa" w:w="5338"/>
+            <w:tcW w:type="dxa" w:w="5383"/>
             <w:tcBorders>
               <w:top w:val="single" w:color="BFC9D6" w:sz="4"/>
               <w:left w:val="single" w:color="BFC9D6" w:sz="4"/>
@@ -20510,7 +20543,7 @@
         </w:trPr>
         <w:tc>
           <w:tcPr>
-            <w:tcW w:type="dxa" w:w="1041"/>
+            <w:tcW w:type="dxa" w:w="1024"/>
             <w:tcBorders>
               <w:top w:val="single" w:color="BFC9D6" w:sz="4"/>
               <w:left w:val="single" w:color="BFC9D6" w:sz="4"/>
@@ -20546,7 +20579,7 @@
         </w:tc>
         <w:tc>
           <w:tcPr>
-            <w:tcW w:type="dxa" w:w="897"/>
+            <w:tcW w:type="dxa" w:w="896"/>
             <w:tcBorders>
               <w:top w:val="single" w:color="BFC9D6" w:sz="4"/>
               <w:left w:val="single" w:color="BFC9D6" w:sz="4"/>
@@ -20582,7 +20615,7 @@
         </w:tc>
         <w:tc>
           <w:tcPr>
-            <w:tcW w:type="dxa" w:w="897"/>
+            <w:tcW w:type="dxa" w:w="896"/>
             <w:tcBorders>
               <w:top w:val="single" w:color="BFC9D6" w:sz="4"/>
               <w:left w:val="single" w:color="BFC9D6" w:sz="4"/>
@@ -20618,73 +20651,82 @@
         </w:tc>
         <w:tc>
           <w:tcPr>
-            <w:tcW w:type="dxa" w:w="1691"/>
-            <w:tcBorders>
-              <w:top w:val="single" w:color="BFC9D6" w:sz="4"/>
-              <w:left w:val="single" w:color="BFC9D6" w:sz="4"/>
-              <w:bottom w:val="single" w:color="BFC9D6" w:sz="4"/>
-              <w:right w:val="single" w:color="BFC9D6" w:sz="4"/>
-            </w:tcBorders>
-            <w:tcMar>
-              <w:top w:type="dxa" w:w="50"/>
-              <w:left w:type="dxa" w:w="90"/>
-              <w:bottom w:type="dxa" w:w="50"/>
-              <w:right w:type="dxa" w:w="90"/>
-            </w:tcMar>
-            <w:vAlign w:val="top"/>
-          </w:tcPr>
-          <w:p>
-            <w:pPr>
-              <w:keepNext w:val="false"/>
-              <w:bidi/>
-              <w:spacing w:after="30" w:before="30" w:line="264"/>
-            </w:pPr>
-            <w:r>
-              <w:rPr>
-                <w:rFonts w:ascii="Arial" w:cs="Arial" w:eastAsia="Arial" w:hAnsi="Arial"/>
-                <w:b w:val="false"/>
-                <w:bCs w:val="false"/>
-                <w:sz w:val="18"/>
-                <w:szCs w:val="18"/>
-                <w:rtl/>
-              </w:rPr>
-              <w:t xml:space="preserve">مفتوح؛ بوابة S0</w:t>
-            </w:r>
-          </w:p>
-        </w:tc>
-        <w:tc>
-          <w:tcPr>
-            <w:tcW w:type="dxa" w:w="5338"/>
-            <w:tcBorders>
-              <w:top w:val="single" w:color="BFC9D6" w:sz="4"/>
-              <w:left w:val="single" w:color="BFC9D6" w:sz="4"/>
-              <w:bottom w:val="single" w:color="BFC9D6" w:sz="4"/>
-              <w:right w:val="single" w:color="BFC9D6" w:sz="4"/>
-            </w:tcBorders>
-            <w:tcMar>
-              <w:top w:type="dxa" w:w="50"/>
-              <w:left w:type="dxa" w:w="90"/>
-              <w:bottom w:type="dxa" w:w="50"/>
-              <w:right w:type="dxa" w:w="90"/>
-            </w:tcMar>
-            <w:vAlign w:val="top"/>
-          </w:tcPr>
-          <w:p>
-            <w:pPr>
-              <w:keepNext w:val="false"/>
-              <w:bidi/>
-              <w:spacing w:after="30" w:before="30" w:line="264"/>
-            </w:pPr>
-            <w:r>
-              <w:rPr>
-                <w:rFonts w:ascii="Arial" w:cs="Arial" w:eastAsia="Arial" w:hAnsi="Arial"/>
-                <w:b w:val="false"/>
-                <w:bCs w:val="false"/>
-                <w:sz w:val="18"/>
-                <w:szCs w:val="18"/>
-                <w:rtl/>
-              </w:rPr>
-              <w:t xml:space="preserve">docs/review/design-review-2026-10-11.json</w:t>
+            <w:tcW w:type="dxa" w:w="1665"/>
+            <w:tcBorders>
+              <w:top w:val="single" w:color="BFC9D6" w:sz="4"/>
+              <w:left w:val="single" w:color="BFC9D6" w:sz="4"/>
+              <w:bottom w:val="single" w:color="BFC9D6" w:sz="4"/>
+              <w:right w:val="single" w:color="BFC9D6" w:sz="4"/>
+            </w:tcBorders>
+            <w:tcMar>
+              <w:top w:type="dxa" w:w="50"/>
+              <w:left w:type="dxa" w:w="90"/>
+              <w:bottom w:type="dxa" w:w="50"/>
+              <w:right w:type="dxa" w:w="90"/>
+            </w:tcMar>
+            <w:vAlign w:val="top"/>
+          </w:tcPr>
+          <w:p>
+            <w:pPr>
+              <w:keepNext w:val="false"/>
+              <w:bidi/>
+              <w:spacing w:after="30" w:before="30" w:line="264"/>
+            </w:pPr>
+            <w:r>
+              <w:rPr>
+                <w:rFonts w:ascii="Segoe UI Emoji" w:cs="Segoe UI Emoji" w:eastAsia="Segoe UI Emoji" w:hAnsi="Segoe UI Emoji"/>
+                <w:sz w:val="18"/>
+                <w:szCs w:val="18"/>
+                <w:rtl/>
+              </w:rPr>
+              <w:t xml:space="preserve">✅</w:t>
+            </w:r>
+            <w:r>
+              <w:rPr>
+                <w:rFonts w:ascii="Arial" w:cs="Arial" w:eastAsia="Arial" w:hAnsi="Arial"/>
+                <w:b w:val="false"/>
+                <w:bCs w:val="false"/>
+                <w:sz w:val="18"/>
+                <w:szCs w:val="18"/>
+                <w:rtl/>
+              </w:rPr>
+              <w:t xml:space="preserve"> مغلق (2026-10-13): الدفعة (أ) منفّذة، والباقي شروط دخول شرائحه (ADR 0011)</w:t>
+            </w:r>
+          </w:p>
+        </w:tc>
+        <w:tc>
+          <w:tcPr>
+            <w:tcW w:type="dxa" w:w="5383"/>
+            <w:tcBorders>
+              <w:top w:val="single" w:color="BFC9D6" w:sz="4"/>
+              <w:left w:val="single" w:color="BFC9D6" w:sz="4"/>
+              <w:bottom w:val="single" w:color="BFC9D6" w:sz="4"/>
+              <w:right w:val="single" w:color="BFC9D6" w:sz="4"/>
+            </w:tcBorders>
+            <w:tcMar>
+              <w:top w:type="dxa" w:w="50"/>
+              <w:left w:type="dxa" w:w="90"/>
+              <w:bottom w:type="dxa" w:w="50"/>
+              <w:right w:type="dxa" w:w="90"/>
+            </w:tcMar>
+            <w:vAlign w:val="top"/>
+          </w:tcPr>
+          <w:p>
+            <w:pPr>
+              <w:keepNext w:val="false"/>
+              <w:bidi/>
+              <w:spacing w:after="30" w:before="30" w:line="264"/>
+            </w:pPr>
+            <w:r>
+              <w:rPr>
+                <w:rFonts w:ascii="Arial" w:cs="Arial" w:eastAsia="Arial" w:hAnsi="Arial"/>
+                <w:b w:val="false"/>
+                <w:bCs w:val="false"/>
+                <w:sz w:val="18"/>
+                <w:szCs w:val="18"/>
+                <w:rtl/>
+              </w:rPr>
+              <w:t xml:space="preserve">docs/review/design-review-2026-10-11.json، docs/32-review-findings-decisions.md</w:t>
             </w:r>
           </w:p>
         </w:tc>

--- a/treasury-platform/docs/30-readiness/word/DOC-B09-raci-and-decision-ownership.docx
+++ b/treasury-platform/docs/30-readiness/word/DOC-B09-raci-and-decision-ownership.docx
@@ -5502,14 +5502,23 @@
             </w:pPr>
             <w:r>
               <w:rPr>
-                <w:rFonts w:ascii="Arial" w:cs="Arial" w:eastAsia="Arial" w:hAnsi="Arial"/>
-                <w:b w:val="false"/>
-                <w:bCs w:val="false"/>
-                <w:sz w:val="18"/>
-                <w:szCs w:val="18"/>
-                <w:rtl/>
-              </w:rPr>
-              <w:t xml:space="preserve">مفتوح (O-10 في 20-database-design، :538)</w:t>
+                <w:rFonts w:ascii="Segoe UI Emoji" w:cs="Segoe UI Emoji" w:eastAsia="Segoe UI Emoji" w:hAnsi="Segoe UI Emoji"/>
+                <w:sz w:val="18"/>
+                <w:szCs w:val="18"/>
+                <w:rtl/>
+              </w:rPr>
+              <w:t xml:space="preserve">✅</w:t>
+            </w:r>
+            <w:r>
+              <w:rPr>
+                <w:rFonts w:ascii="Arial" w:cs="Arial" w:eastAsia="Arial" w:hAnsi="Arial"/>
+                <w:b w:val="false"/>
+                <w:bCs w:val="false"/>
+                <w:sz w:val="18"/>
+                <w:szCs w:val="18"/>
+                <w:rtl/>
+              </w:rPr>
+              <w:t xml:space="preserve"> مغلق: اعتمده المالك 2026-10-12 وعُدّلت المواصفة 13 (O-10)</w:t>
             </w:r>
           </w:p>
         </w:tc>
@@ -5546,7 +5555,7 @@
                 <w:szCs w:val="18"/>
                 <w:rtl/>
               </w:rPr>
-              <w:t xml:space="preserve">DOC-F08: قرار قبل S0 وتنفيذ قبل S3</w:t>
+              <w:t xml:space="preserve">DOC-F08: التنفيذ في المحرك قبل S3</w:t>
             </w:r>
           </w:p>
         </w:tc>
@@ -19738,14 +19747,23 @@
             </w:pPr>
             <w:r>
               <w:rPr>
-                <w:rFonts w:ascii="Arial" w:cs="Arial" w:eastAsia="Arial" w:hAnsi="Arial"/>
-                <w:b w:val="false"/>
-                <w:bCs w:val="false"/>
-                <w:sz w:val="18"/>
-                <w:szCs w:val="18"/>
-                <w:rtl/>
-              </w:rPr>
-              <w:t xml:space="preserve">مفتوح؛ قرار قبل S0</w:t>
+                <w:rFonts w:ascii="Segoe UI Emoji" w:cs="Segoe UI Emoji" w:eastAsia="Segoe UI Emoji" w:hAnsi="Segoe UI Emoji"/>
+                <w:sz w:val="18"/>
+                <w:szCs w:val="18"/>
+                <w:rtl/>
+              </w:rPr>
+              <w:t xml:space="preserve">✅</w:t>
+            </w:r>
+            <w:r>
+              <w:rPr>
+                <w:rFonts w:ascii="Arial" w:cs="Arial" w:eastAsia="Arial" w:hAnsi="Arial"/>
+                <w:b w:val="false"/>
+                <w:bCs w:val="false"/>
+                <w:sz w:val="18"/>
+                <w:szCs w:val="18"/>
+                <w:rtl/>
+              </w:rPr>
+              <w:t xml:space="preserve"> مغلق (2026-10-13): BR-WFL-027 وFR-WFL-042 في المواصفة 13</w:t>
             </w:r>
           </w:p>
         </w:tc>

--- a/treasury-platform/docs/30-readiness/word/DOC-B09-raci-and-decision-ownership.docx
+++ b/treasury-platform/docs/30-readiness/word/DOC-B09-raci-and-decision-ownership.docx
@@ -5313,14 +5313,23 @@
             </w:pPr>
             <w:r>
               <w:rPr>
-                <w:rFonts w:ascii="Arial" w:cs="Arial" w:eastAsia="Arial" w:hAnsi="Arial"/>
-                <w:b w:val="false"/>
-                <w:bCs w:val="false"/>
-                <w:sz w:val="18"/>
-                <w:szCs w:val="18"/>
-                <w:rtl/>
-              </w:rPr>
-              <w:t xml:space="preserve">مفتوح (O-14 في 20-database-design، :542)</w:t>
+                <w:rFonts w:ascii="Segoe UI Emoji" w:cs="Segoe UI Emoji" w:eastAsia="Segoe UI Emoji" w:hAnsi="Segoe UI Emoji"/>
+                <w:sz w:val="18"/>
+                <w:szCs w:val="18"/>
+                <w:rtl/>
+              </w:rPr>
+              <w:t xml:space="preserve">✅</w:t>
+            </w:r>
+            <w:r>
+              <w:rPr>
+                <w:rFonts w:ascii="Arial" w:cs="Arial" w:eastAsia="Arial" w:hAnsi="Arial"/>
+                <w:b w:val="false"/>
+                <w:bCs w:val="false"/>
+                <w:sz w:val="18"/>
+                <w:szCs w:val="18"/>
+                <w:rtl/>
+              </w:rPr>
+              <w:t xml:space="preserve"> محسوم: RPO 15 دقيقة وRTO 4 ساعات معتمدان (DQ-S09-1، 2026-10-12)؛ القياس في أول تمرين</w:t>
             </w:r>
           </w:p>
         </w:tc>
@@ -17719,11 +17728,11 @@
         </w:tblBorders>
       </w:tblPr>
       <w:tblGrid>
-        <w:gridCol w:w="1024"/>
-        <w:gridCol w:w="896"/>
-        <w:gridCol w:w="896"/>
-        <w:gridCol w:w="1665"/>
-        <w:gridCol w:w="5383"/>
+        <w:gridCol w:w="1002"/>
+        <w:gridCol w:w="894"/>
+        <w:gridCol w:w="894"/>
+        <w:gridCol w:w="1811"/>
+        <w:gridCol w:w="5263"/>
       </w:tblGrid>
       <w:tr>
         <w:trPr>
@@ -17732,7 +17741,7 @@
         </w:trPr>
         <w:tc>
           <w:tcPr>
-            <w:tcW w:type="dxa" w:w="1024"/>
+            <w:tcW w:type="dxa" w:w="1002"/>
             <w:tcBorders>
               <w:top w:val="single" w:color="BFC9D6" w:sz="4"/>
               <w:left w:val="single" w:color="BFC9D6" w:sz="4"/>
@@ -17770,7 +17779,7 @@
         </w:tc>
         <w:tc>
           <w:tcPr>
-            <w:tcW w:type="dxa" w:w="896"/>
+            <w:tcW w:type="dxa" w:w="894"/>
             <w:tcBorders>
               <w:top w:val="single" w:color="BFC9D6" w:sz="4"/>
               <w:left w:val="single" w:color="BFC9D6" w:sz="4"/>
@@ -17808,7 +17817,7 @@
         </w:tc>
         <w:tc>
           <w:tcPr>
-            <w:tcW w:type="dxa" w:w="896"/>
+            <w:tcW w:type="dxa" w:w="894"/>
             <w:tcBorders>
               <w:top w:val="single" w:color="BFC9D6" w:sz="4"/>
               <w:left w:val="single" w:color="BFC9D6" w:sz="4"/>
@@ -17846,7 +17855,7 @@
         </w:tc>
         <w:tc>
           <w:tcPr>
-            <w:tcW w:type="dxa" w:w="1665"/>
+            <w:tcW w:type="dxa" w:w="1811"/>
             <w:tcBorders>
               <w:top w:val="single" w:color="BFC9D6" w:sz="4"/>
               <w:left w:val="single" w:color="BFC9D6" w:sz="4"/>
@@ -17884,7 +17893,7 @@
         </w:tc>
         <w:tc>
           <w:tcPr>
-            <w:tcW w:type="dxa" w:w="5383"/>
+            <w:tcW w:type="dxa" w:w="5263"/>
             <w:tcBorders>
               <w:top w:val="single" w:color="BFC9D6" w:sz="4"/>
               <w:left w:val="single" w:color="BFC9D6" w:sz="4"/>
@@ -17927,7 +17936,7 @@
         </w:trPr>
         <w:tc>
           <w:tcPr>
-            <w:tcW w:type="dxa" w:w="1024"/>
+            <w:tcW w:type="dxa" w:w="1002"/>
             <w:tcBorders>
               <w:top w:val="single" w:color="BFC9D6" w:sz="4"/>
               <w:left w:val="single" w:color="BFC9D6" w:sz="4"/>
@@ -17963,7 +17972,7 @@
         </w:tc>
         <w:tc>
           <w:tcPr>
-            <w:tcW w:type="dxa" w:w="896"/>
+            <w:tcW w:type="dxa" w:w="894"/>
             <w:tcBorders>
               <w:top w:val="single" w:color="BFC9D6" w:sz="4"/>
               <w:left w:val="single" w:color="BFC9D6" w:sz="4"/>
@@ -17999,7 +18008,7 @@
         </w:tc>
         <w:tc>
           <w:tcPr>
-            <w:tcW w:type="dxa" w:w="896"/>
+            <w:tcW w:type="dxa" w:w="894"/>
             <w:tcBorders>
               <w:top w:val="single" w:color="BFC9D6" w:sz="4"/>
               <w:left w:val="single" w:color="BFC9D6" w:sz="4"/>
@@ -18035,7 +18044,7 @@
         </w:tc>
         <w:tc>
           <w:tcPr>
-            <w:tcW w:type="dxa" w:w="1665"/>
+            <w:tcW w:type="dxa" w:w="1811"/>
             <w:tcBorders>
               <w:top w:val="single" w:color="BFC9D6" w:sz="4"/>
               <w:left w:val="single" w:color="BFC9D6" w:sz="4"/>
@@ -18071,7 +18080,7 @@
         </w:tc>
         <w:tc>
           <w:tcPr>
-            <w:tcW w:type="dxa" w:w="5383"/>
+            <w:tcW w:type="dxa" w:w="5263"/>
             <w:tcBorders>
               <w:top w:val="single" w:color="BFC9D6" w:sz="4"/>
               <w:left w:val="single" w:color="BFC9D6" w:sz="4"/>
@@ -18112,7 +18121,7 @@
         </w:trPr>
         <w:tc>
           <w:tcPr>
-            <w:tcW w:type="dxa" w:w="1024"/>
+            <w:tcW w:type="dxa" w:w="1002"/>
             <w:tcBorders>
               <w:top w:val="single" w:color="BFC9D6" w:sz="4"/>
               <w:left w:val="single" w:color="BFC9D6" w:sz="4"/>
@@ -18149,7 +18158,7 @@
         </w:tc>
         <w:tc>
           <w:tcPr>
-            <w:tcW w:type="dxa" w:w="896"/>
+            <w:tcW w:type="dxa" w:w="894"/>
             <w:tcBorders>
               <w:top w:val="single" w:color="BFC9D6" w:sz="4"/>
               <w:left w:val="single" w:color="BFC9D6" w:sz="4"/>
@@ -18186,7 +18195,7 @@
         </w:tc>
         <w:tc>
           <w:tcPr>
-            <w:tcW w:type="dxa" w:w="896"/>
+            <w:tcW w:type="dxa" w:w="894"/>
             <w:tcBorders>
               <w:top w:val="single" w:color="BFC9D6" w:sz="4"/>
               <w:left w:val="single" w:color="BFC9D6" w:sz="4"/>
@@ -18223,7 +18232,7 @@
         </w:tc>
         <w:tc>
           <w:tcPr>
-            <w:tcW w:type="dxa" w:w="1665"/>
+            <w:tcW w:type="dxa" w:w="1811"/>
             <w:tcBorders>
               <w:top w:val="single" w:color="BFC9D6" w:sz="4"/>
               <w:left w:val="single" w:color="BFC9D6" w:sz="4"/>
@@ -18260,7 +18269,7 @@
         </w:tc>
         <w:tc>
           <w:tcPr>
-            <w:tcW w:type="dxa" w:w="5383"/>
+            <w:tcW w:type="dxa" w:w="5263"/>
             <w:tcBorders>
               <w:top w:val="single" w:color="BFC9D6" w:sz="4"/>
               <w:left w:val="single" w:color="BFC9D6" w:sz="4"/>
@@ -18302,7 +18311,7 @@
         </w:trPr>
         <w:tc>
           <w:tcPr>
-            <w:tcW w:type="dxa" w:w="1024"/>
+            <w:tcW w:type="dxa" w:w="1002"/>
             <w:tcBorders>
               <w:top w:val="single" w:color="BFC9D6" w:sz="4"/>
               <w:left w:val="single" w:color="BFC9D6" w:sz="4"/>
@@ -18338,7 +18347,7 @@
         </w:tc>
         <w:tc>
           <w:tcPr>
-            <w:tcW w:type="dxa" w:w="896"/>
+            <w:tcW w:type="dxa" w:w="894"/>
             <w:tcBorders>
               <w:top w:val="single" w:color="BFC9D6" w:sz="4"/>
               <w:left w:val="single" w:color="BFC9D6" w:sz="4"/>
@@ -18374,7 +18383,7 @@
         </w:tc>
         <w:tc>
           <w:tcPr>
-            <w:tcW w:type="dxa" w:w="896"/>
+            <w:tcW w:type="dxa" w:w="894"/>
             <w:tcBorders>
               <w:top w:val="single" w:color="BFC9D6" w:sz="4"/>
               <w:left w:val="single" w:color="BFC9D6" w:sz="4"/>
@@ -18410,7 +18419,7 @@
         </w:tc>
         <w:tc>
           <w:tcPr>
-            <w:tcW w:type="dxa" w:w="1665"/>
+            <w:tcW w:type="dxa" w:w="1811"/>
             <w:tcBorders>
               <w:top w:val="single" w:color="BFC9D6" w:sz="4"/>
               <w:left w:val="single" w:color="BFC9D6" w:sz="4"/>
@@ -18446,7 +18455,7 @@
         </w:tc>
         <w:tc>
           <w:tcPr>
-            <w:tcW w:type="dxa" w:w="5383"/>
+            <w:tcW w:type="dxa" w:w="5263"/>
             <w:tcBorders>
               <w:top w:val="single" w:color="BFC9D6" w:sz="4"/>
               <w:left w:val="single" w:color="BFC9D6" w:sz="4"/>
@@ -18487,7 +18496,7 @@
         </w:trPr>
         <w:tc>
           <w:tcPr>
-            <w:tcW w:type="dxa" w:w="1024"/>
+            <w:tcW w:type="dxa" w:w="1002"/>
             <w:tcBorders>
               <w:top w:val="single" w:color="BFC9D6" w:sz="4"/>
               <w:left w:val="single" w:color="BFC9D6" w:sz="4"/>
@@ -18524,7 +18533,7 @@
         </w:tc>
         <w:tc>
           <w:tcPr>
-            <w:tcW w:type="dxa" w:w="896"/>
+            <w:tcW w:type="dxa" w:w="894"/>
             <w:tcBorders>
               <w:top w:val="single" w:color="BFC9D6" w:sz="4"/>
               <w:left w:val="single" w:color="BFC9D6" w:sz="4"/>
@@ -18561,7 +18570,7 @@
         </w:tc>
         <w:tc>
           <w:tcPr>
-            <w:tcW w:type="dxa" w:w="896"/>
+            <w:tcW w:type="dxa" w:w="894"/>
             <w:tcBorders>
               <w:top w:val="single" w:color="BFC9D6" w:sz="4"/>
               <w:left w:val="single" w:color="BFC9D6" w:sz="4"/>
@@ -18598,7 +18607,7 @@
         </w:tc>
         <w:tc>
           <w:tcPr>
-            <w:tcW w:type="dxa" w:w="1665"/>
+            <w:tcW w:type="dxa" w:w="1811"/>
             <w:tcBorders>
               <w:top w:val="single" w:color="BFC9D6" w:sz="4"/>
               <w:left w:val="single" w:color="BFC9D6" w:sz="4"/>
@@ -18635,7 +18644,7 @@
         </w:tc>
         <w:tc>
           <w:tcPr>
-            <w:tcW w:type="dxa" w:w="5383"/>
+            <w:tcW w:type="dxa" w:w="5263"/>
             <w:tcBorders>
               <w:top w:val="single" w:color="BFC9D6" w:sz="4"/>
               <w:left w:val="single" w:color="BFC9D6" w:sz="4"/>
@@ -18677,7 +18686,7 @@
         </w:trPr>
         <w:tc>
           <w:tcPr>
-            <w:tcW w:type="dxa" w:w="1024"/>
+            <w:tcW w:type="dxa" w:w="1002"/>
             <w:tcBorders>
               <w:top w:val="single" w:color="BFC9D6" w:sz="4"/>
               <w:left w:val="single" w:color="BFC9D6" w:sz="4"/>
@@ -18713,7 +18722,7 @@
         </w:tc>
         <w:tc>
           <w:tcPr>
-            <w:tcW w:type="dxa" w:w="896"/>
+            <w:tcW w:type="dxa" w:w="894"/>
             <w:tcBorders>
               <w:top w:val="single" w:color="BFC9D6" w:sz="4"/>
               <w:left w:val="single" w:color="BFC9D6" w:sz="4"/>
@@ -18749,7 +18758,7 @@
         </w:tc>
         <w:tc>
           <w:tcPr>
-            <w:tcW w:type="dxa" w:w="896"/>
+            <w:tcW w:type="dxa" w:w="894"/>
             <w:tcBorders>
               <w:top w:val="single" w:color="BFC9D6" w:sz="4"/>
               <w:left w:val="single" w:color="BFC9D6" w:sz="4"/>
@@ -18785,7 +18794,7 @@
         </w:tc>
         <w:tc>
           <w:tcPr>
-            <w:tcW w:type="dxa" w:w="1665"/>
+            <w:tcW w:type="dxa" w:w="1811"/>
             <w:tcBorders>
               <w:top w:val="single" w:color="BFC9D6" w:sz="4"/>
               <w:left w:val="single" w:color="BFC9D6" w:sz="4"/>
@@ -18821,7 +18830,7 @@
         </w:tc>
         <w:tc>
           <w:tcPr>
-            <w:tcW w:type="dxa" w:w="5383"/>
+            <w:tcW w:type="dxa" w:w="5263"/>
             <w:tcBorders>
               <w:top w:val="single" w:color="BFC9D6" w:sz="4"/>
               <w:left w:val="single" w:color="BFC9D6" w:sz="4"/>
@@ -18862,7 +18871,7 @@
         </w:trPr>
         <w:tc>
           <w:tcPr>
-            <w:tcW w:type="dxa" w:w="1024"/>
+            <w:tcW w:type="dxa" w:w="1002"/>
             <w:tcBorders>
               <w:top w:val="single" w:color="BFC9D6" w:sz="4"/>
               <w:left w:val="single" w:color="BFC9D6" w:sz="4"/>
@@ -18899,7 +18908,7 @@
         </w:tc>
         <w:tc>
           <w:tcPr>
-            <w:tcW w:type="dxa" w:w="896"/>
+            <w:tcW w:type="dxa" w:w="894"/>
             <w:tcBorders>
               <w:top w:val="single" w:color="BFC9D6" w:sz="4"/>
               <w:left w:val="single" w:color="BFC9D6" w:sz="4"/>
@@ -18936,7 +18945,7 @@
         </w:tc>
         <w:tc>
           <w:tcPr>
-            <w:tcW w:type="dxa" w:w="896"/>
+            <w:tcW w:type="dxa" w:w="894"/>
             <w:tcBorders>
               <w:top w:val="single" w:color="BFC9D6" w:sz="4"/>
               <w:left w:val="single" w:color="BFC9D6" w:sz="4"/>
@@ -18973,7 +18982,7 @@
         </w:tc>
         <w:tc>
           <w:tcPr>
-            <w:tcW w:type="dxa" w:w="1665"/>
+            <w:tcW w:type="dxa" w:w="1811"/>
             <w:tcBorders>
               <w:top w:val="single" w:color="BFC9D6" w:sz="4"/>
               <w:left w:val="single" w:color="BFC9D6" w:sz="4"/>
@@ -19010,7 +19019,7 @@
         </w:tc>
         <w:tc>
           <w:tcPr>
-            <w:tcW w:type="dxa" w:w="5383"/>
+            <w:tcW w:type="dxa" w:w="5263"/>
             <w:tcBorders>
               <w:top w:val="single" w:color="BFC9D6" w:sz="4"/>
               <w:left w:val="single" w:color="BFC9D6" w:sz="4"/>
@@ -19052,7 +19061,7 @@
         </w:trPr>
         <w:tc>
           <w:tcPr>
-            <w:tcW w:type="dxa" w:w="1024"/>
+            <w:tcW w:type="dxa" w:w="1002"/>
             <w:tcBorders>
               <w:top w:val="single" w:color="BFC9D6" w:sz="4"/>
               <w:left w:val="single" w:color="BFC9D6" w:sz="4"/>
@@ -19088,7 +19097,7 @@
         </w:tc>
         <w:tc>
           <w:tcPr>
-            <w:tcW w:type="dxa" w:w="896"/>
+            <w:tcW w:type="dxa" w:w="894"/>
             <w:tcBorders>
               <w:top w:val="single" w:color="BFC9D6" w:sz="4"/>
               <w:left w:val="single" w:color="BFC9D6" w:sz="4"/>
@@ -19124,7 +19133,7 @@
         </w:tc>
         <w:tc>
           <w:tcPr>
-            <w:tcW w:type="dxa" w:w="896"/>
+            <w:tcW w:type="dxa" w:w="894"/>
             <w:tcBorders>
               <w:top w:val="single" w:color="BFC9D6" w:sz="4"/>
               <w:left w:val="single" w:color="BFC9D6" w:sz="4"/>
@@ -19160,7 +19169,7 @@
         </w:tc>
         <w:tc>
           <w:tcPr>
-            <w:tcW w:type="dxa" w:w="1665"/>
+            <w:tcW w:type="dxa" w:w="1811"/>
             <w:tcBorders>
               <w:top w:val="single" w:color="BFC9D6" w:sz="4"/>
               <w:left w:val="single" w:color="BFC9D6" w:sz="4"/>
@@ -19196,7 +19205,7 @@
         </w:tc>
         <w:tc>
           <w:tcPr>
-            <w:tcW w:type="dxa" w:w="5383"/>
+            <w:tcW w:type="dxa" w:w="5263"/>
             <w:tcBorders>
               <w:top w:val="single" w:color="BFC9D6" w:sz="4"/>
               <w:left w:val="single" w:color="BFC9D6" w:sz="4"/>
@@ -19237,7 +19246,7 @@
         </w:trPr>
         <w:tc>
           <w:tcPr>
-            <w:tcW w:type="dxa" w:w="1024"/>
+            <w:tcW w:type="dxa" w:w="1002"/>
             <w:tcBorders>
               <w:top w:val="single" w:color="BFC9D6" w:sz="4"/>
               <w:left w:val="single" w:color="BFC9D6" w:sz="4"/>
@@ -19274,7 +19283,7 @@
         </w:tc>
         <w:tc>
           <w:tcPr>
-            <w:tcW w:type="dxa" w:w="896"/>
+            <w:tcW w:type="dxa" w:w="894"/>
             <w:tcBorders>
               <w:top w:val="single" w:color="BFC9D6" w:sz="4"/>
               <w:left w:val="single" w:color="BFC9D6" w:sz="4"/>
@@ -19311,7 +19320,7 @@
         </w:tc>
         <w:tc>
           <w:tcPr>
-            <w:tcW w:type="dxa" w:w="896"/>
+            <w:tcW w:type="dxa" w:w="894"/>
             <w:tcBorders>
               <w:top w:val="single" w:color="BFC9D6" w:sz="4"/>
               <w:left w:val="single" w:color="BFC9D6" w:sz="4"/>
@@ -19348,7 +19357,7 @@
         </w:tc>
         <w:tc>
           <w:tcPr>
-            <w:tcW w:type="dxa" w:w="1665"/>
+            <w:tcW w:type="dxa" w:w="1811"/>
             <w:tcBorders>
               <w:top w:val="single" w:color="BFC9D6" w:sz="4"/>
               <w:left w:val="single" w:color="BFC9D6" w:sz="4"/>
@@ -19385,7 +19394,7 @@
         </w:tc>
         <w:tc>
           <w:tcPr>
-            <w:tcW w:type="dxa" w:w="5383"/>
+            <w:tcW w:type="dxa" w:w="5263"/>
             <w:tcBorders>
               <w:top w:val="single" w:color="BFC9D6" w:sz="4"/>
               <w:left w:val="single" w:color="BFC9D6" w:sz="4"/>
@@ -19427,7 +19436,7 @@
         </w:trPr>
         <w:tc>
           <w:tcPr>
-            <w:tcW w:type="dxa" w:w="1024"/>
+            <w:tcW w:type="dxa" w:w="1002"/>
             <w:tcBorders>
               <w:top w:val="single" w:color="BFC9D6" w:sz="4"/>
               <w:left w:val="single" w:color="BFC9D6" w:sz="4"/>
@@ -19463,7 +19472,7 @@
         </w:tc>
         <w:tc>
           <w:tcPr>
-            <w:tcW w:type="dxa" w:w="896"/>
+            <w:tcW w:type="dxa" w:w="894"/>
             <w:tcBorders>
               <w:top w:val="single" w:color="BFC9D6" w:sz="4"/>
               <w:left w:val="single" w:color="BFC9D6" w:sz="4"/>
@@ -19499,7 +19508,7 @@
         </w:tc>
         <w:tc>
           <w:tcPr>
-            <w:tcW w:type="dxa" w:w="896"/>
+            <w:tcW w:type="dxa" w:w="894"/>
             <w:tcBorders>
               <w:top w:val="single" w:color="BFC9D6" w:sz="4"/>
               <w:left w:val="single" w:color="BFC9D6" w:sz="4"/>
@@ -19535,7 +19544,7 @@
         </w:tc>
         <w:tc>
           <w:tcPr>
-            <w:tcW w:type="dxa" w:w="1665"/>
+            <w:tcW w:type="dxa" w:w="1811"/>
             <w:tcBorders>
               <w:top w:val="single" w:color="BFC9D6" w:sz="4"/>
               <w:left w:val="single" w:color="BFC9D6" w:sz="4"/>
@@ -19571,7 +19580,7 @@
         </w:tc>
         <w:tc>
           <w:tcPr>
-            <w:tcW w:type="dxa" w:w="5383"/>
+            <w:tcW w:type="dxa" w:w="5263"/>
             <w:tcBorders>
               <w:top w:val="single" w:color="BFC9D6" w:sz="4"/>
               <w:left w:val="single" w:color="BFC9D6" w:sz="4"/>
@@ -19612,7 +19621,7 @@
         </w:trPr>
         <w:tc>
           <w:tcPr>
-            <w:tcW w:type="dxa" w:w="1024"/>
+            <w:tcW w:type="dxa" w:w="1002"/>
             <w:tcBorders>
               <w:top w:val="single" w:color="BFC9D6" w:sz="4"/>
               <w:left w:val="single" w:color="BFC9D6" w:sz="4"/>
@@ -19649,7 +19658,7 @@
         </w:tc>
         <w:tc>
           <w:tcPr>
-            <w:tcW w:type="dxa" w:w="896"/>
+            <w:tcW w:type="dxa" w:w="894"/>
             <w:tcBorders>
               <w:top w:val="single" w:color="BFC9D6" w:sz="4"/>
               <w:left w:val="single" w:color="BFC9D6" w:sz="4"/>
@@ -19686,7 +19695,7 @@
         </w:tc>
         <w:tc>
           <w:tcPr>
-            <w:tcW w:type="dxa" w:w="896"/>
+            <w:tcW w:type="dxa" w:w="894"/>
             <w:tcBorders>
               <w:top w:val="single" w:color="BFC9D6" w:sz="4"/>
               <w:left w:val="single" w:color="BFC9D6" w:sz="4"/>
@@ -19723,7 +19732,7 @@
         </w:tc>
         <w:tc>
           <w:tcPr>
-            <w:tcW w:type="dxa" w:w="1665"/>
+            <w:tcW w:type="dxa" w:w="1811"/>
             <w:tcBorders>
               <w:top w:val="single" w:color="BFC9D6" w:sz="4"/>
               <w:left w:val="single" w:color="BFC9D6" w:sz="4"/>
@@ -19769,7 +19778,7 @@
         </w:tc>
         <w:tc>
           <w:tcPr>
-            <w:tcW w:type="dxa" w:w="5383"/>
+            <w:tcW w:type="dxa" w:w="5263"/>
             <w:tcBorders>
               <w:top w:val="single" w:color="BFC9D6" w:sz="4"/>
               <w:left w:val="single" w:color="BFC9D6" w:sz="4"/>
@@ -19811,7 +19820,7 @@
         </w:trPr>
         <w:tc>
           <w:tcPr>
-            <w:tcW w:type="dxa" w:w="1024"/>
+            <w:tcW w:type="dxa" w:w="1002"/>
             <w:tcBorders>
               <w:top w:val="single" w:color="BFC9D6" w:sz="4"/>
               <w:left w:val="single" w:color="BFC9D6" w:sz="4"/>
@@ -19847,7 +19856,7 @@
         </w:tc>
         <w:tc>
           <w:tcPr>
-            <w:tcW w:type="dxa" w:w="896"/>
+            <w:tcW w:type="dxa" w:w="894"/>
             <w:tcBorders>
               <w:top w:val="single" w:color="BFC9D6" w:sz="4"/>
               <w:left w:val="single" w:color="BFC9D6" w:sz="4"/>
@@ -19883,7 +19892,7 @@
         </w:tc>
         <w:tc>
           <w:tcPr>
-            <w:tcW w:type="dxa" w:w="896"/>
+            <w:tcW w:type="dxa" w:w="894"/>
             <w:tcBorders>
               <w:top w:val="single" w:color="BFC9D6" w:sz="4"/>
               <w:left w:val="single" w:color="BFC9D6" w:sz="4"/>
@@ -19919,7 +19928,7 @@
         </w:tc>
         <w:tc>
           <w:tcPr>
-            <w:tcW w:type="dxa" w:w="1665"/>
+            <w:tcW w:type="dxa" w:w="1811"/>
             <w:tcBorders>
               <w:top w:val="single" w:color="BFC9D6" w:sz="4"/>
               <w:left w:val="single" w:color="BFC9D6" w:sz="4"/>
@@ -19955,7 +19964,7 @@
         </w:tc>
         <w:tc>
           <w:tcPr>
-            <w:tcW w:type="dxa" w:w="5383"/>
+            <w:tcW w:type="dxa" w:w="5263"/>
             <w:tcBorders>
               <w:top w:val="single" w:color="BFC9D6" w:sz="4"/>
               <w:left w:val="single" w:color="BFC9D6" w:sz="4"/>
@@ -19996,7 +20005,7 @@
         </w:trPr>
         <w:tc>
           <w:tcPr>
-            <w:tcW w:type="dxa" w:w="1024"/>
+            <w:tcW w:type="dxa" w:w="1002"/>
             <w:tcBorders>
               <w:top w:val="single" w:color="BFC9D6" w:sz="4"/>
               <w:left w:val="single" w:color="BFC9D6" w:sz="4"/>
@@ -20033,7 +20042,7 @@
         </w:tc>
         <w:tc>
           <w:tcPr>
-            <w:tcW w:type="dxa" w:w="896"/>
+            <w:tcW w:type="dxa" w:w="894"/>
             <w:tcBorders>
               <w:top w:val="single" w:color="BFC9D6" w:sz="4"/>
               <w:left w:val="single" w:color="BFC9D6" w:sz="4"/>
@@ -20070,7 +20079,7 @@
         </w:tc>
         <w:tc>
           <w:tcPr>
-            <w:tcW w:type="dxa" w:w="896"/>
+            <w:tcW w:type="dxa" w:w="894"/>
             <w:tcBorders>
               <w:top w:val="single" w:color="BFC9D6" w:sz="4"/>
               <w:left w:val="single" w:color="BFC9D6" w:sz="4"/>
@@ -20107,7 +20116,7 @@
         </w:tc>
         <w:tc>
           <w:tcPr>
-            <w:tcW w:type="dxa" w:w="1665"/>
+            <w:tcW w:type="dxa" w:w="1811"/>
             <w:tcBorders>
               <w:top w:val="single" w:color="BFC9D6" w:sz="4"/>
               <w:left w:val="single" w:color="BFC9D6" w:sz="4"/>
@@ -20144,7 +20153,7 @@
         </w:tc>
         <w:tc>
           <w:tcPr>
-            <w:tcW w:type="dxa" w:w="5383"/>
+            <w:tcW w:type="dxa" w:w="5263"/>
             <w:tcBorders>
               <w:top w:val="single" w:color="BFC9D6" w:sz="4"/>
               <w:left w:val="single" w:color="BFC9D6" w:sz="4"/>
@@ -20186,7 +20195,7 @@
         </w:trPr>
         <w:tc>
           <w:tcPr>
-            <w:tcW w:type="dxa" w:w="1024"/>
+            <w:tcW w:type="dxa" w:w="1002"/>
             <w:tcBorders>
               <w:top w:val="single" w:color="BFC9D6" w:sz="4"/>
               <w:left w:val="single" w:color="BFC9D6" w:sz="4"/>
@@ -20222,7 +20231,7 @@
         </w:tc>
         <w:tc>
           <w:tcPr>
-            <w:tcW w:type="dxa" w:w="896"/>
+            <w:tcW w:type="dxa" w:w="894"/>
             <w:tcBorders>
               <w:top w:val="single" w:color="BFC9D6" w:sz="4"/>
               <w:left w:val="single" w:color="BFC9D6" w:sz="4"/>
@@ -20258,7 +20267,7 @@
         </w:tc>
         <w:tc>
           <w:tcPr>
-            <w:tcW w:type="dxa" w:w="896"/>
+            <w:tcW w:type="dxa" w:w="894"/>
             <w:tcBorders>
               <w:top w:val="single" w:color="BFC9D6" w:sz="4"/>
               <w:left w:val="single" w:color="BFC9D6" w:sz="4"/>
@@ -20294,7 +20303,7 @@
         </w:tc>
         <w:tc>
           <w:tcPr>
-            <w:tcW w:type="dxa" w:w="1665"/>
+            <w:tcW w:type="dxa" w:w="1811"/>
             <w:tcBorders>
               <w:top w:val="single" w:color="BFC9D6" w:sz="4"/>
               <w:left w:val="single" w:color="BFC9D6" w:sz="4"/>
@@ -20330,7 +20339,7 @@
         </w:tc>
         <w:tc>
           <w:tcPr>
-            <w:tcW w:type="dxa" w:w="5383"/>
+            <w:tcW w:type="dxa" w:w="5263"/>
             <w:tcBorders>
               <w:top w:val="single" w:color="BFC9D6" w:sz="4"/>
               <w:left w:val="single" w:color="BFC9D6" w:sz="4"/>
@@ -20371,7 +20380,7 @@
         </w:trPr>
         <w:tc>
           <w:tcPr>
-            <w:tcW w:type="dxa" w:w="1024"/>
+            <w:tcW w:type="dxa" w:w="1002"/>
             <w:tcBorders>
               <w:top w:val="single" w:color="BFC9D6" w:sz="4"/>
               <w:left w:val="single" w:color="BFC9D6" w:sz="4"/>
@@ -20408,7 +20417,7 @@
         </w:tc>
         <w:tc>
           <w:tcPr>
-            <w:tcW w:type="dxa" w:w="896"/>
+            <w:tcW w:type="dxa" w:w="894"/>
             <w:tcBorders>
               <w:top w:val="single" w:color="BFC9D6" w:sz="4"/>
               <w:left w:val="single" w:color="BFC9D6" w:sz="4"/>
@@ -20445,7 +20454,7 @@
         </w:tc>
         <w:tc>
           <w:tcPr>
-            <w:tcW w:type="dxa" w:w="896"/>
+            <w:tcW w:type="dxa" w:w="894"/>
             <w:tcBorders>
               <w:top w:val="single" w:color="BFC9D6" w:sz="4"/>
               <w:left w:val="single" w:color="BFC9D6" w:sz="4"/>
@@ -20482,44 +20491,53 @@
         </w:tc>
         <w:tc>
           <w:tcPr>
-            <w:tcW w:type="dxa" w:w="1665"/>
-            <w:tcBorders>
-              <w:top w:val="single" w:color="BFC9D6" w:sz="4"/>
-              <w:left w:val="single" w:color="BFC9D6" w:sz="4"/>
-              <w:bottom w:val="single" w:color="BFC9D6" w:sz="4"/>
-              <w:right w:val="single" w:color="BFC9D6" w:sz="4"/>
-            </w:tcBorders>
-            <w:shd w:fill="F5F8FC" w:color="auto" w:val="clear"/>
-            <w:tcMar>
-              <w:top w:type="dxa" w:w="50"/>
-              <w:left w:type="dxa" w:w="90"/>
-              <w:bottom w:type="dxa" w:w="50"/>
-              <w:right w:type="dxa" w:w="90"/>
-            </w:tcMar>
-            <w:vAlign w:val="top"/>
-          </w:tcPr>
-          <w:p>
-            <w:pPr>
-              <w:keepNext w:val="false"/>
-              <w:bidi/>
-              <w:spacing w:after="30" w:before="30" w:line="264"/>
-            </w:pPr>
-            <w:r>
-              <w:rPr>
-                <w:rFonts w:ascii="Arial" w:cs="Arial" w:eastAsia="Arial" w:hAnsi="Arial"/>
-                <w:b w:val="false"/>
-                <w:bCs w:val="false"/>
-                <w:sz w:val="18"/>
-                <w:szCs w:val="18"/>
-                <w:rtl/>
-              </w:rPr>
-              <w:t xml:space="preserve">مفتوح؛ بوابة S0</w:t>
-            </w:r>
-          </w:p>
-        </w:tc>
-        <w:tc>
-          <w:tcPr>
-            <w:tcW w:type="dxa" w:w="5383"/>
+            <w:tcW w:type="dxa" w:w="1811"/>
+            <w:tcBorders>
+              <w:top w:val="single" w:color="BFC9D6" w:sz="4"/>
+              <w:left w:val="single" w:color="BFC9D6" w:sz="4"/>
+              <w:bottom w:val="single" w:color="BFC9D6" w:sz="4"/>
+              <w:right w:val="single" w:color="BFC9D6" w:sz="4"/>
+            </w:tcBorders>
+            <w:shd w:fill="F5F8FC" w:color="auto" w:val="clear"/>
+            <w:tcMar>
+              <w:top w:type="dxa" w:w="50"/>
+              <w:left w:type="dxa" w:w="90"/>
+              <w:bottom w:type="dxa" w:w="50"/>
+              <w:right w:type="dxa" w:w="90"/>
+            </w:tcMar>
+            <w:vAlign w:val="top"/>
+          </w:tcPr>
+          <w:p>
+            <w:pPr>
+              <w:keepNext w:val="false"/>
+              <w:bidi/>
+              <w:spacing w:after="30" w:before="30" w:line="264"/>
+            </w:pPr>
+            <w:r>
+              <w:rPr>
+                <w:rFonts w:ascii="Segoe UI Emoji" w:cs="Segoe UI Emoji" w:eastAsia="Segoe UI Emoji" w:hAnsi="Segoe UI Emoji"/>
+                <w:sz w:val="18"/>
+                <w:szCs w:val="18"/>
+                <w:rtl/>
+              </w:rPr>
+              <w:t xml:space="preserve">✅</w:t>
+            </w:r>
+            <w:r>
+              <w:rPr>
+                <w:rFonts w:ascii="Arial" w:cs="Arial" w:eastAsia="Arial" w:hAnsi="Arial"/>
+                <w:b w:val="false"/>
+                <w:bCs w:val="false"/>
+                <w:sz w:val="18"/>
+                <w:szCs w:val="18"/>
+                <w:rtl/>
+              </w:rPr>
+              <w:t xml:space="preserve"> محسوم (DQ-S09-1، 2026-10-12)؛ يبقى التمرين المقاس شرطًا قبل البيانات الحقيقية</w:t>
+            </w:r>
+          </w:p>
+        </w:tc>
+        <w:tc>
+          <w:tcPr>
+            <w:tcW w:type="dxa" w:w="5263"/>
             <w:tcBorders>
               <w:top w:val="single" w:color="BFC9D6" w:sz="4"/>
               <w:left w:val="single" w:color="BFC9D6" w:sz="4"/>
@@ -20561,7 +20579,7 @@
         </w:trPr>
         <w:tc>
           <w:tcPr>
-            <w:tcW w:type="dxa" w:w="1024"/>
+            <w:tcW w:type="dxa" w:w="1002"/>
             <w:tcBorders>
               <w:top w:val="single" w:color="BFC9D6" w:sz="4"/>
               <w:left w:val="single" w:color="BFC9D6" w:sz="4"/>
@@ -20597,7 +20615,7 @@
         </w:tc>
         <w:tc>
           <w:tcPr>
-            <w:tcW w:type="dxa" w:w="896"/>
+            <w:tcW w:type="dxa" w:w="894"/>
             <w:tcBorders>
               <w:top w:val="single" w:color="BFC9D6" w:sz="4"/>
               <w:left w:val="single" w:color="BFC9D6" w:sz="4"/>
@@ -20633,7 +20651,7 @@
         </w:tc>
         <w:tc>
           <w:tcPr>
-            <w:tcW w:type="dxa" w:w="896"/>
+            <w:tcW w:type="dxa" w:w="894"/>
             <w:tcBorders>
               <w:top w:val="single" w:color="BFC9D6" w:sz="4"/>
               <w:left w:val="single" w:color="BFC9D6" w:sz="4"/>
@@ -20669,7 +20687,7 @@
         </w:tc>
         <w:tc>
           <w:tcPr>
-            <w:tcW w:type="dxa" w:w="1665"/>
+            <w:tcW w:type="dxa" w:w="1811"/>
             <w:tcBorders>
               <w:top w:val="single" w:color="BFC9D6" w:sz="4"/>
               <w:left w:val="single" w:color="BFC9D6" w:sz="4"/>
@@ -20708,13 +20726,13 @@
                 <w:szCs w:val="18"/>
                 <w:rtl/>
               </w:rPr>
-              <w:t xml:space="preserve"> مغلق (2026-10-13): الدفعة (أ) منفّذة، والباقي شروط دخول شرائحه (ADR 0011)</w:t>
-            </w:r>
-          </w:p>
-        </w:tc>
-        <w:tc>
-          <w:tcPr>
-            <w:tcW w:type="dxa" w:w="5383"/>
+              <w:t xml:space="preserve"> مغلق (2026-10-13): الدفعتان منفّذتان، والدفعة (ب) شروط دخول S1 إلى S4 في 044 (ADR 0011؛ RF19 إلى RF34)، وقوّتها المراجعة الذاتية في 2026-10-18</w:t>
+            </w:r>
+          </w:p>
+        </w:tc>
+        <w:tc>
+          <w:tcPr>
+            <w:tcW w:type="dxa" w:w="5263"/>
             <w:tcBorders>
               <w:top w:val="single" w:color="BFC9D6" w:sz="4"/>
               <w:left w:val="single" w:color="BFC9D6" w:sz="4"/>

--- a/treasury-platform/docs/30-readiness/word/DOC-B09-raci-and-decision-ownership.docx
+++ b/treasury-platform/docs/30-readiness/word/DOC-B09-raci-and-decision-ownership.docx
@@ -4188,14 +4188,47 @@
             </w:pPr>
             <w:r>
               <w:rPr>
-                <w:rFonts w:ascii="Arial" w:cs="Arial" w:eastAsia="Arial" w:hAnsi="Arial"/>
-                <w:b w:val="false"/>
-                <w:bCs w:val="false"/>
-                <w:sz w:val="18"/>
-                <w:szCs w:val="18"/>
-                <w:rtl/>
-              </w:rPr>
-              <w:t xml:space="preserve">مفتوح</w:t>
+                <w:rFonts w:ascii="Segoe UI Emoji" w:cs="Segoe UI Emoji" w:eastAsia="Segoe UI Emoji" w:hAnsi="Segoe UI Emoji"/>
+                <w:sz w:val="18"/>
+                <w:szCs w:val="18"/>
+                <w:rtl/>
+              </w:rPr>
+              <w:t xml:space="preserve">✅</w:t>
+            </w:r>
+            <w:r>
+              <w:rPr>
+                <w:rFonts w:ascii="Arial" w:cs="Arial" w:eastAsia="Arial" w:hAnsi="Arial"/>
+                <w:b w:val="false"/>
+                <w:bCs w:val="false"/>
+                <w:sz w:val="18"/>
+                <w:szCs w:val="18"/>
+                <w:rtl/>
+              </w:rPr>
+              <w:t xml:space="preserve"> مغلق: اعتمد المالك الافتراضيات الـ148 الباقية 2026-10-19، فالأسئلة الـ155 محسومة (</w:t>
+            </w:r>
+            <w:r>
+              <w:rPr>
+                <w:rFonts w:ascii="Courier New" w:cs="Courier New" w:eastAsia="Courier New" w:hAnsi="Courier New"/>
+                <w:b w:val="false"/>
+                <w:bCs w:val="false"/>
+                <w:color w:val="1F2937"/>
+                <w:sz w:val="16"/>
+                <w:szCs w:val="16"/>
+                <w:shd w:fill="F1F3F5" w:color="auto" w:val="clear"/>
+                <w:rtl/>
+              </w:rPr>
+              <w:t xml:space="preserve">‎docs/31-owner-decisions.md‎</w:t>
+            </w:r>
+            <w:r>
+              <w:rPr>
+                <w:rFonts w:ascii="Arial" w:cs="Arial" w:eastAsia="Arial" w:hAnsi="Arial"/>
+                <w:b w:val="false"/>
+                <w:bCs w:val="false"/>
+                <w:sz w:val="18"/>
+                <w:szCs w:val="18"/>
+                <w:rtl/>
+              </w:rPr>
+              <w:t xml:space="preserve"> القرار 31)</w:t>
             </w:r>
           </w:p>
         </w:tc>
@@ -4231,7 +4264,7 @@
                 <w:szCs w:val="18"/>
                 <w:rtl/>
               </w:rPr>
-              <w:t xml:space="preserve">مالك وموعد لكل سؤال، وحسم أسئلة S0 التسعة (§7.4)</w:t>
+              <w:t xml:space="preserve">لا شيء للبوابة</w:t>
             </w:r>
           </w:p>
         </w:tc>
